--- a/downloads/SQL_Quiz2_Answers.docx
+++ b/downloads/SQL_Quiz2_Answers.docx
@@ -1,6 +1,6 @@
 
 <file path=word/document.xml><?xml version="1.0" encoding="utf-8"?>
-<w:document xmlns:wpc="http://schemas.microsoft.com/office/word/2010/wordprocessingCanvas" xmlns:cx="http://schemas.microsoft.com/office/drawing/2014/chartex" xmlns:cx1="http://schemas.microsoft.com/office/drawing/2015/9/8/chartex" xmlns:cx2="http://schemas.microsoft.com/office/drawing/2015/10/21/chartex" xmlns:cx3="http://schemas.microsoft.com/office/drawing/2016/5/9/chartex" xmlns:cx4="http://schemas.microsoft.com/office/drawing/2016/5/10/chartex" xmlns:cx5="http://schemas.microsoft.com/office/drawing/2016/5/11/chartex" xmlns:cx6="http://schemas.microsoft.com/office/drawing/2016/5/12/chartex" xmlns:cx7="http://schemas.microsoft.com/office/drawing/2016/5/13/chartex" xmlns:cx8="http://schemas.microsoft.com/office/drawing/2016/5/14/chartex" xmlns:mc="http://schemas.openxmlformats.org/markup-compatibility/2006" xmlns:aink="http://schemas.microsoft.com/office/drawing/2016/ink" xmlns:am3d="http://schemas.microsoft.com/office/drawing/2017/model3d" xmlns:o="urn:schemas-microsoft-com:office:office" xmlns:oel="http://schemas.microsoft.com/office/2019/extlst" xmlns:r="http://schemas.openxmlformats.org/officeDocument/2006/relationships" xmlns:m="http://schemas.openxmlformats.org/officeDocument/2006/math" xmlns:v="urn:schemas-microsoft-com:vml" xmlns:wp14="http://schemas.microsoft.com/office/word/2010/wordprocessingDrawing" xmlns:wp="http://schemas.openxmlformats.org/drawingml/2006/wordprocessingDrawing" xmlns:w10="urn:schemas-microsoft-com:office:word" xmlns:w="http://schemas.openxmlformats.org/wordprocessingml/2006/main" xmlns:w14="http://schemas.microsoft.com/office/word/2010/wordml" xmlns:w15="http://schemas.microsoft.com/office/word/2012/wordml" xmlns:w16cex="http://schemas.microsoft.com/office/word/2018/wordml/cex" xmlns:w16cid="http://schemas.microsoft.com/office/word/2016/wordml/cid" xmlns:w16="http://schemas.microsoft.com/office/word/2018/wordml" xmlns:w16du="http://schemas.microsoft.com/office/word/2023/wordml/word16du" xmlns:w16sdtdh="http://schemas.microsoft.com/office/word/2020/wordml/sdtdatahash" xmlns:w16sdtfl="http://schemas.microsoft.com/office/word/2024/wordml/sdtformatlock" xmlns:w16se="http://schemas.microsoft.com/office/word/2015/wordml/symex" xmlns:wpg="http://schemas.microsoft.com/office/word/2010/wordprocessingGroup" xmlns:wpi="http://schemas.microsoft.com/office/word/2010/wordprocessingInk" xmlns:wne="http://schemas.microsoft.com/office/word/2006/wordml" xmlns:wps="http://schemas.microsoft.com/office/word/2010/wordprocessingShape" mc:Ignorable="w14 w15 w16se w16cid w16 w16cex w16sdtdh w16sdtfl w16du wp14">
+<w:document xmlns:wpc="http://schemas.microsoft.com/office/word/2010/wordprocessingCanvas" xmlns:cx="http://schemas.microsoft.com/office/drawing/2014/chartex" xmlns:cx1="http://schemas.microsoft.com/office/drawing/2015/9/8/chartex" xmlns:mc="http://schemas.openxmlformats.org/markup-compatibility/2006" xmlns:o="urn:schemas-microsoft-com:office:office" xmlns:r="http://schemas.openxmlformats.org/officeDocument/2006/relationships" xmlns:m="http://schemas.openxmlformats.org/officeDocument/2006/math" xmlns:v="urn:schemas-microsoft-com:vml" xmlns:wp14="http://schemas.microsoft.com/office/word/2010/wordprocessingDrawing" xmlns:wp="http://schemas.openxmlformats.org/drawingml/2006/wordprocessingDrawing" xmlns:w10="urn:schemas-microsoft-com:office:word" xmlns:w="http://schemas.openxmlformats.org/wordprocessingml/2006/main" xmlns:w14="http://schemas.microsoft.com/office/word/2010/wordml" xmlns:w15="http://schemas.microsoft.com/office/word/2012/wordml" xmlns:w16se="http://schemas.microsoft.com/office/word/2015/wordml/symex" xmlns:wpg="http://schemas.microsoft.com/office/word/2010/wordprocessingGroup" xmlns:wpi="http://schemas.microsoft.com/office/word/2010/wordprocessingInk" xmlns:wne="http://schemas.microsoft.com/office/word/2006/wordml" xmlns:wps="http://schemas.microsoft.com/office/word/2010/wordprocessingShape" mc:Ignorable="w14 w15 w16se wp14">
   <w:body>
     <w:p>
       <w:pPr>
@@ -17,20 +17,78 @@
           <w:sz w:val="36"/>
           <w:lang w:eastAsia="ko-KR"/>
         </w:rPr>
-        <w:t>SQL 학습 퀴즈 답안지</w:t>
+        <w:t xml:space="preserve">SQL </w:t>
+      </w:r>
+      <w:r>
+        <w:rPr>
+          <w:b/>
+          <w:color w:val="1F4E79"/>
+          <w:sz w:val="36"/>
+          <w:lang w:eastAsia="ko-KR"/>
+        </w:rPr>
+        <w:t>학습</w:t>
+      </w:r>
+      <w:r>
+        <w:rPr>
+          <w:b/>
+          <w:color w:val="1F4E79"/>
+          <w:sz w:val="36"/>
+          <w:lang w:eastAsia="ko-KR"/>
+        </w:rPr>
+        <w:t xml:space="preserve"> </w:t>
+      </w:r>
+      <w:r>
+        <w:rPr>
+          <w:b/>
+          <w:color w:val="1F4E79"/>
+          <w:sz w:val="36"/>
+          <w:lang w:eastAsia="ko-KR"/>
+        </w:rPr>
+        <w:t>퀴즈</w:t>
+      </w:r>
+      <w:r>
+        <w:rPr>
+          <w:b/>
+          <w:color w:val="1F4E79"/>
+          <w:sz w:val="36"/>
+          <w:lang w:eastAsia="ko-KR"/>
+        </w:rPr>
+        <w:t xml:space="preserve"> </w:t>
+      </w:r>
+      <w:r>
+        <w:rPr>
+          <w:b/>
+          <w:color w:val="1F4E79"/>
+          <w:sz w:val="36"/>
+          <w:lang w:eastAsia="ko-KR"/>
+        </w:rPr>
+        <w:t>답안지</w:t>
       </w:r>
     </w:p>
     <w:p>
       <w:pPr>
         <w:spacing w:before="120" w:after="40"/>
+        <w:rPr>
+          <w:lang w:eastAsia="ko-KR"/>
+        </w:rPr>
       </w:pPr>
       <w:r>
         <w:rPr>
           <w:b/>
           <w:color w:val="1F4E79"/>
           <w:sz w:val="21"/>
+          <w:lang w:eastAsia="ko-KR"/>
         </w:rPr>
-        <w:t>문제 1</w:t>
+        <w:t>문제</w:t>
+      </w:r>
+      <w:r>
+        <w:rPr>
+          <w:b/>
+          <w:color w:val="1F4E79"/>
+          <w:sz w:val="21"/>
+          <w:lang w:eastAsia="ko-KR"/>
+        </w:rPr>
+        <w:t xml:space="preserve"> 1</w:t>
       </w:r>
     </w:p>
     <w:tbl>
@@ -66,7 +124,71 @@
                 <w:rFonts w:ascii="Noto Sans Mono CJK KR" w:eastAsia="Noto Sans Mono CJK KR" w:hAnsi="Noto Sans Mono CJK KR"/>
                 <w:sz w:val="18"/>
               </w:rPr>
-              <w:t>INSERT INTO 데이터베이스 (고객아이디, 강좌명, 강사번호) VALUES</w:t>
+              <w:t xml:space="preserve">INSERT INTO </w:t>
+            </w:r>
+            <w:proofErr w:type="spellStart"/>
+            <w:r>
+              <w:rPr>
+                <w:rFonts w:ascii="Noto Sans Mono CJK KR" w:eastAsia="Noto Sans Mono CJK KR" w:hAnsi="Noto Sans Mono CJK KR"/>
+                <w:sz w:val="18"/>
+              </w:rPr>
+              <w:t>데이터베이스</w:t>
+            </w:r>
+            <w:proofErr w:type="spellEnd"/>
+            <w:r>
+              <w:rPr>
+                <w:rFonts w:ascii="Noto Sans Mono CJK KR" w:eastAsia="Noto Sans Mono CJK KR" w:hAnsi="Noto Sans Mono CJK KR"/>
+                <w:sz w:val="18"/>
+              </w:rPr>
+              <w:t xml:space="preserve"> (</w:t>
+            </w:r>
+            <w:proofErr w:type="spellStart"/>
+            <w:r>
+              <w:rPr>
+                <w:rFonts w:ascii="Noto Sans Mono CJK KR" w:eastAsia="Noto Sans Mono CJK KR" w:hAnsi="Noto Sans Mono CJK KR"/>
+                <w:sz w:val="18"/>
+              </w:rPr>
+              <w:t>고객아이디</w:t>
+            </w:r>
+            <w:proofErr w:type="spellEnd"/>
+            <w:r>
+              <w:rPr>
+                <w:rFonts w:ascii="Noto Sans Mono CJK KR" w:eastAsia="Noto Sans Mono CJK KR" w:hAnsi="Noto Sans Mono CJK KR"/>
+                <w:sz w:val="18"/>
+              </w:rPr>
+              <w:t xml:space="preserve">, </w:t>
+            </w:r>
+            <w:proofErr w:type="spellStart"/>
+            <w:r>
+              <w:rPr>
+                <w:rFonts w:ascii="Noto Sans Mono CJK KR" w:eastAsia="Noto Sans Mono CJK KR" w:hAnsi="Noto Sans Mono CJK KR"/>
+                <w:sz w:val="18"/>
+              </w:rPr>
+              <w:t>강좌명</w:t>
+            </w:r>
+            <w:proofErr w:type="spellEnd"/>
+            <w:r>
+              <w:rPr>
+                <w:rFonts w:ascii="Noto Sans Mono CJK KR" w:eastAsia="Noto Sans Mono CJK KR" w:hAnsi="Noto Sans Mono CJK KR"/>
+                <w:sz w:val="18"/>
+              </w:rPr>
+              <w:t xml:space="preserve">, </w:t>
+            </w:r>
+            <w:proofErr w:type="spellStart"/>
+            <w:r>
+              <w:rPr>
+                <w:rFonts w:ascii="Noto Sans Mono CJK KR" w:eastAsia="Noto Sans Mono CJK KR" w:hAnsi="Noto Sans Mono CJK KR"/>
+                <w:sz w:val="18"/>
+              </w:rPr>
+              <w:t>강사번호</w:t>
+            </w:r>
+            <w:proofErr w:type="spellEnd"/>
+            <w:r>
+              <w:rPr>
+                <w:rFonts w:ascii="Noto Sans Mono CJK KR" w:eastAsia="Noto Sans Mono CJK KR" w:hAnsi="Noto Sans Mono CJK KR"/>
+                <w:sz w:val="18"/>
+              </w:rPr>
+              <w:t>) VALUES</w:t>
             </w:r>
             <w:r>
               <w:br/>
@@ -76,7 +198,39 @@
                 <w:rFonts w:ascii="Noto Sans Mono CJK KR" w:eastAsia="Noto Sans Mono CJK KR" w:hAnsi="Noto Sans Mono CJK KR"/>
                 <w:sz w:val="18"/>
               </w:rPr>
-              <w:t>('apple', '영어회화', 'P001'),</w:t>
+              <w:t>('apple', '</w:t>
+            </w:r>
+            <w:proofErr w:type="spellStart"/>
+            <w:r>
+              <w:rPr>
+                <w:rFonts w:ascii="Noto Sans Mono CJK KR" w:eastAsia="Noto Sans Mono CJK KR" w:hAnsi="Noto Sans Mono CJK KR"/>
+                <w:sz w:val="18"/>
+              </w:rPr>
+              <w:t>영어회화</w:t>
+            </w:r>
+            <w:proofErr w:type="spellEnd"/>
+            <w:r>
+              <w:rPr>
+                <w:rFonts w:ascii="Noto Sans Mono CJK KR" w:eastAsia="Noto Sans Mono CJK KR" w:hAnsi="Noto Sans Mono CJK KR"/>
+                <w:sz w:val="18"/>
+              </w:rPr>
+              <w:t>', '</w:t>
+            </w:r>
+            <w:proofErr w:type="spellStart"/>
+            <w:r>
+              <w:rPr>
+                <w:rFonts w:ascii="Noto Sans Mono CJK KR" w:eastAsia="Noto Sans Mono CJK KR" w:hAnsi="Noto Sans Mono CJK KR"/>
+                <w:sz w:val="18"/>
+              </w:rPr>
+              <w:t>P001</w:t>
+            </w:r>
+            <w:proofErr w:type="spellEnd"/>
+            <w:r>
+              <w:rPr>
+                <w:rFonts w:ascii="Noto Sans Mono CJK KR" w:eastAsia="Noto Sans Mono CJK KR" w:hAnsi="Noto Sans Mono CJK KR"/>
+                <w:sz w:val="18"/>
+              </w:rPr>
+              <w:t>'),</w:t>
             </w:r>
             <w:r>
               <w:br/>
@@ -86,7 +240,39 @@
                 <w:rFonts w:ascii="Noto Sans Mono CJK KR" w:eastAsia="Noto Sans Mono CJK KR" w:hAnsi="Noto Sans Mono CJK KR"/>
                 <w:sz w:val="18"/>
               </w:rPr>
-              <w:t>('banana', '기초독일', 'P002'),</w:t>
+              <w:t>('banana', '</w:t>
+            </w:r>
+            <w:proofErr w:type="spellStart"/>
+            <w:r>
+              <w:rPr>
+                <w:rFonts w:ascii="Noto Sans Mono CJK KR" w:eastAsia="Noto Sans Mono CJK KR" w:hAnsi="Noto Sans Mono CJK KR"/>
+                <w:sz w:val="18"/>
+              </w:rPr>
+              <w:t>기초독일</w:t>
+            </w:r>
+            <w:proofErr w:type="spellEnd"/>
+            <w:r>
+              <w:rPr>
+                <w:rFonts w:ascii="Noto Sans Mono CJK KR" w:eastAsia="Noto Sans Mono CJK KR" w:hAnsi="Noto Sans Mono CJK KR"/>
+                <w:sz w:val="18"/>
+              </w:rPr>
+              <w:t>', '</w:t>
+            </w:r>
+            <w:proofErr w:type="spellStart"/>
+            <w:r>
+              <w:rPr>
+                <w:rFonts w:ascii="Noto Sans Mono CJK KR" w:eastAsia="Noto Sans Mono CJK KR" w:hAnsi="Noto Sans Mono CJK KR"/>
+                <w:sz w:val="18"/>
+              </w:rPr>
+              <w:t>P002</w:t>
+            </w:r>
+            <w:proofErr w:type="spellEnd"/>
+            <w:r>
+              <w:rPr>
+                <w:rFonts w:ascii="Noto Sans Mono CJK KR" w:eastAsia="Noto Sans Mono CJK KR" w:hAnsi="Noto Sans Mono CJK KR"/>
+                <w:sz w:val="18"/>
+              </w:rPr>
+              <w:t>'),</w:t>
             </w:r>
             <w:r>
               <w:br/>
@@ -96,7 +282,39 @@
                 <w:rFonts w:ascii="Noto Sans Mono CJK KR" w:eastAsia="Noto Sans Mono CJK KR" w:hAnsi="Noto Sans Mono CJK KR"/>
                 <w:sz w:val="18"/>
               </w:rPr>
-              <w:t>('carrot', '영어회화', 'P001'),</w:t>
+              <w:t>('carrot', '</w:t>
+            </w:r>
+            <w:proofErr w:type="spellStart"/>
+            <w:r>
+              <w:rPr>
+                <w:rFonts w:ascii="Noto Sans Mono CJK KR" w:eastAsia="Noto Sans Mono CJK KR" w:hAnsi="Noto Sans Mono CJK KR"/>
+                <w:sz w:val="18"/>
+              </w:rPr>
+              <w:t>영어회화</w:t>
+            </w:r>
+            <w:proofErr w:type="spellEnd"/>
+            <w:r>
+              <w:rPr>
+                <w:rFonts w:ascii="Noto Sans Mono CJK KR" w:eastAsia="Noto Sans Mono CJK KR" w:hAnsi="Noto Sans Mono CJK KR"/>
+                <w:sz w:val="18"/>
+              </w:rPr>
+              <w:t>', '</w:t>
+            </w:r>
+            <w:proofErr w:type="spellStart"/>
+            <w:r>
+              <w:rPr>
+                <w:rFonts w:ascii="Noto Sans Mono CJK KR" w:eastAsia="Noto Sans Mono CJK KR" w:hAnsi="Noto Sans Mono CJK KR"/>
+                <w:sz w:val="18"/>
+              </w:rPr>
+              <w:t>P001</w:t>
+            </w:r>
+            <w:proofErr w:type="spellEnd"/>
+            <w:r>
+              <w:rPr>
+                <w:rFonts w:ascii="Noto Sans Mono CJK KR" w:eastAsia="Noto Sans Mono CJK KR" w:hAnsi="Noto Sans Mono CJK KR"/>
+                <w:sz w:val="18"/>
+              </w:rPr>
+              <w:t>'),</w:t>
             </w:r>
             <w:r>
               <w:br/>
@@ -106,7 +324,39 @@
                 <w:rFonts w:ascii="Noto Sans Mono CJK KR" w:eastAsia="Noto Sans Mono CJK KR" w:hAnsi="Noto Sans Mono CJK KR"/>
                 <w:sz w:val="18"/>
               </w:rPr>
-              <w:t>('carrot', '기초독일', 'P004'),</w:t>
+              <w:t>('carrot', '</w:t>
+            </w:r>
+            <w:proofErr w:type="spellStart"/>
+            <w:r>
+              <w:rPr>
+                <w:rFonts w:ascii="Noto Sans Mono CJK KR" w:eastAsia="Noto Sans Mono CJK KR" w:hAnsi="Noto Sans Mono CJK KR"/>
+                <w:sz w:val="18"/>
+              </w:rPr>
+              <w:t>기초독일</w:t>
+            </w:r>
+            <w:proofErr w:type="spellEnd"/>
+            <w:r>
+              <w:rPr>
+                <w:rFonts w:ascii="Noto Sans Mono CJK KR" w:eastAsia="Noto Sans Mono CJK KR" w:hAnsi="Noto Sans Mono CJK KR"/>
+                <w:sz w:val="18"/>
+              </w:rPr>
+              <w:t>', '</w:t>
+            </w:r>
+            <w:proofErr w:type="spellStart"/>
+            <w:r>
+              <w:rPr>
+                <w:rFonts w:ascii="Noto Sans Mono CJK KR" w:eastAsia="Noto Sans Mono CJK KR" w:hAnsi="Noto Sans Mono CJK KR"/>
+                <w:sz w:val="18"/>
+              </w:rPr>
+              <w:t>P004</w:t>
+            </w:r>
+            <w:proofErr w:type="spellEnd"/>
+            <w:r>
+              <w:rPr>
+                <w:rFonts w:ascii="Noto Sans Mono CJK KR" w:eastAsia="Noto Sans Mono CJK KR" w:hAnsi="Noto Sans Mono CJK KR"/>
+                <w:sz w:val="18"/>
+              </w:rPr>
+              <w:t>'),</w:t>
             </w:r>
             <w:r>
               <w:br/>
@@ -116,7 +366,39 @@
                 <w:rFonts w:ascii="Noto Sans Mono CJK KR" w:eastAsia="Noto Sans Mono CJK KR" w:hAnsi="Noto Sans Mono CJK KR"/>
                 <w:sz w:val="18"/>
               </w:rPr>
-              <w:t>('orange', '영어회화', 'P003'),</w:t>
+              <w:t>('orange', '</w:t>
+            </w:r>
+            <w:proofErr w:type="spellStart"/>
+            <w:r>
+              <w:rPr>
+                <w:rFonts w:ascii="Noto Sans Mono CJK KR" w:eastAsia="Noto Sans Mono CJK KR" w:hAnsi="Noto Sans Mono CJK KR"/>
+                <w:sz w:val="18"/>
+              </w:rPr>
+              <w:t>영어회화</w:t>
+            </w:r>
+            <w:proofErr w:type="spellEnd"/>
+            <w:r>
+              <w:rPr>
+                <w:rFonts w:ascii="Noto Sans Mono CJK KR" w:eastAsia="Noto Sans Mono CJK KR" w:hAnsi="Noto Sans Mono CJK KR"/>
+                <w:sz w:val="18"/>
+              </w:rPr>
+              <w:t>', '</w:t>
+            </w:r>
+            <w:proofErr w:type="spellStart"/>
+            <w:r>
+              <w:rPr>
+                <w:rFonts w:ascii="Noto Sans Mono CJK KR" w:eastAsia="Noto Sans Mono CJK KR" w:hAnsi="Noto Sans Mono CJK KR"/>
+                <w:sz w:val="18"/>
+              </w:rPr>
+              <w:t>P003</w:t>
+            </w:r>
+            <w:proofErr w:type="spellEnd"/>
+            <w:r>
+              <w:rPr>
+                <w:rFonts w:ascii="Noto Sans Mono CJK KR" w:eastAsia="Noto Sans Mono CJK KR" w:hAnsi="Noto Sans Mono CJK KR"/>
+                <w:sz w:val="18"/>
+              </w:rPr>
+              <w:t>'),</w:t>
             </w:r>
             <w:r>
               <w:br/>
@@ -126,7 +408,39 @@
                 <w:rFonts w:ascii="Noto Sans Mono CJK KR" w:eastAsia="Noto Sans Mono CJK KR" w:hAnsi="Noto Sans Mono CJK KR"/>
                 <w:sz w:val="18"/>
               </w:rPr>
-              <w:t>('orange', '기초독일', 'P004');</w:t>
+              <w:t>('orange', '</w:t>
+            </w:r>
+            <w:proofErr w:type="spellStart"/>
+            <w:r>
+              <w:rPr>
+                <w:rFonts w:ascii="Noto Sans Mono CJK KR" w:eastAsia="Noto Sans Mono CJK KR" w:hAnsi="Noto Sans Mono CJK KR"/>
+                <w:sz w:val="18"/>
+              </w:rPr>
+              <w:t>기초독일</w:t>
+            </w:r>
+            <w:proofErr w:type="spellEnd"/>
+            <w:r>
+              <w:rPr>
+                <w:rFonts w:ascii="Noto Sans Mono CJK KR" w:eastAsia="Noto Sans Mono CJK KR" w:hAnsi="Noto Sans Mono CJK KR"/>
+                <w:sz w:val="18"/>
+              </w:rPr>
+              <w:t>', '</w:t>
+            </w:r>
+            <w:proofErr w:type="spellStart"/>
+            <w:r>
+              <w:rPr>
+                <w:rFonts w:ascii="Noto Sans Mono CJK KR" w:eastAsia="Noto Sans Mono CJK KR" w:hAnsi="Noto Sans Mono CJK KR"/>
+                <w:sz w:val="18"/>
+              </w:rPr>
+              <w:t>P004</w:t>
+            </w:r>
+            <w:proofErr w:type="spellEnd"/>
+            <w:r>
+              <w:rPr>
+                <w:rFonts w:ascii="Noto Sans Mono CJK KR" w:eastAsia="Noto Sans Mono CJK KR" w:hAnsi="Noto Sans Mono CJK KR"/>
+                <w:sz w:val="18"/>
+              </w:rPr>
+              <w:t>');</w:t>
             </w:r>
           </w:p>
         </w:tc>
@@ -136,13 +450,23 @@
       <w:pPr>
         <w:spacing w:before="120" w:after="40"/>
       </w:pPr>
+      <w:proofErr w:type="spellStart"/>
       <w:r>
         <w:rPr>
           <w:b/>
           <w:color w:val="1F4E79"/>
           <w:sz w:val="21"/>
         </w:rPr>
-        <w:t>문제 2</w:t>
+        <w:t>문제</w:t>
+      </w:r>
+      <w:proofErr w:type="spellEnd"/>
+      <w:r>
+        <w:rPr>
+          <w:b/>
+          <w:color w:val="1F4E79"/>
+          <w:sz w:val="21"/>
+        </w:rPr>
+        <w:t xml:space="preserve"> 2</w:t>
       </w:r>
     </w:p>
     <w:tbl>
@@ -182,19 +506,23 @@
                 <w:sz w:val="18"/>
                 <w:lang w:eastAsia="ko-KR"/>
               </w:rPr>
-              <w:t>ALTER TABLE 학과 DROP COLUMN 전화번호 CASCADE;</w:t>
-            </w:r>
-            <w:r>
-              <w:rPr>
+              <w:t xml:space="preserve">ALTER TABLE </w:t>
+            </w:r>
+            <w:r>
+              <w:rPr>
+                <w:rFonts w:ascii="바탕" w:eastAsia="바탕" w:hAnsi="바탕" w:cs="바탕" w:hint="eastAsia"/>
+                <w:sz w:val="18"/>
                 <w:lang w:eastAsia="ko-KR"/>
               </w:rPr>
-              <w:br/>
-            </w:r>
-            <w:r>
-              <w:rPr>
+              <w:t>학과</w:t>
+            </w:r>
+            <w:r>
+              <w:rPr>
+                <w:rFonts w:ascii="Noto Sans Mono CJK KR" w:eastAsia="Noto Sans Mono CJK KR" w:hAnsi="Noto Sans Mono CJK KR"/>
+                <w:sz w:val="18"/>
                 <w:lang w:eastAsia="ko-KR"/>
               </w:rPr>
-              <w:br/>
+              <w:t xml:space="preserve"> </w:t>
             </w:r>
             <w:r>
               <w:rPr>
@@ -202,14 +530,15 @@
                 <w:sz w:val="18"/>
                 <w:lang w:eastAsia="ko-KR"/>
               </w:rPr>
-              <w:t>-- DBMS가 CASCADE 삭제를 지원하지 않으면, 교수 테이블의 외래키 제약을 먼저 삭제한 뒤</w:t>
-            </w:r>
-            <w:r>
-              <w:rPr>
-                <w:rFonts w:eastAsia="맑은 고딕" w:hint="eastAsia"/>
+              <w:t xml:space="preserve">DROP COLUMN </w:t>
+            </w:r>
+            <w:r>
+              <w:rPr>
+                <w:rFonts w:ascii="바탕" w:eastAsia="바탕" w:hAnsi="바탕" w:cs="바탕" w:hint="eastAsia"/>
+                <w:sz w:val="18"/>
                 <w:lang w:eastAsia="ko-KR"/>
               </w:rPr>
-              <w:t xml:space="preserve"> </w:t>
+              <w:t>전화번호</w:t>
             </w:r>
             <w:r>
               <w:rPr>
@@ -217,8 +546,10 @@
                 <w:sz w:val="18"/>
                 <w:lang w:eastAsia="ko-KR"/>
               </w:rPr>
-              <w:t>학과 테이블의 전화번호 컬럼을 삭제합니다.</w:t>
-            </w:r>
+              <w:t xml:space="preserve"> CASCADE;</w:t>
+            </w:r>
+            <w:bookmarkStart w:id="0" w:name="_GoBack"/>
+            <w:bookmarkEnd w:id="0"/>
           </w:p>
         </w:tc>
       </w:tr>
@@ -227,13 +558,23 @@
       <w:pPr>
         <w:spacing w:before="120" w:after="40"/>
       </w:pPr>
+      <w:proofErr w:type="spellStart"/>
       <w:r>
         <w:rPr>
           <w:b/>
           <w:color w:val="1F4E79"/>
           <w:sz w:val="21"/>
         </w:rPr>
-        <w:t>문제 3</w:t>
+        <w:t>문제</w:t>
+      </w:r>
+      <w:proofErr w:type="spellEnd"/>
+      <w:r>
+        <w:rPr>
+          <w:b/>
+          <w:color w:val="1F4E79"/>
+          <w:sz w:val="21"/>
+        </w:rPr>
+        <w:t xml:space="preserve"> 3</w:t>
       </w:r>
     </w:p>
     <w:tbl>
@@ -273,12 +614,94 @@
                 <w:sz w:val="18"/>
                 <w:lang w:eastAsia="ko-KR"/>
               </w:rPr>
-              <w:t>INSERT INTO 사원 (사원번호, 이름, 주소, 부서)</w:t>
-            </w:r>
-            <w:r>
-              <w:rPr>
+              <w:t xml:space="preserve">INSERT INTO </w:t>
+            </w:r>
+            <w:r>
+              <w:rPr>
+                <w:rFonts w:ascii="Noto Sans Mono CJK KR" w:eastAsia="Noto Sans Mono CJK KR" w:hAnsi="Noto Sans Mono CJK KR"/>
+                <w:sz w:val="18"/>
                 <w:lang w:eastAsia="ko-KR"/>
               </w:rPr>
+              <w:t>사원</w:t>
+            </w:r>
+            <w:r>
+              <w:rPr>
+                <w:rFonts w:ascii="Noto Sans Mono CJK KR" w:eastAsia="Noto Sans Mono CJK KR" w:hAnsi="Noto Sans Mono CJK KR"/>
+                <w:sz w:val="18"/>
+                <w:lang w:eastAsia="ko-KR"/>
+              </w:rPr>
+              <w:t xml:space="preserve"> (</w:t>
+            </w:r>
+            <w:proofErr w:type="spellStart"/>
+            <w:r>
+              <w:rPr>
+                <w:rFonts w:ascii="Noto Sans Mono CJK KR" w:eastAsia="Noto Sans Mono CJK KR" w:hAnsi="Noto Sans Mono CJK KR"/>
+                <w:sz w:val="18"/>
+                <w:lang w:eastAsia="ko-KR"/>
+              </w:rPr>
+              <w:t>사원번호</w:t>
+            </w:r>
+            <w:proofErr w:type="spellEnd"/>
+            <w:r>
+              <w:rPr>
+                <w:rFonts w:ascii="Noto Sans Mono CJK KR" w:eastAsia="Noto Sans Mono CJK KR" w:hAnsi="Noto Sans Mono CJK KR"/>
+                <w:sz w:val="18"/>
+                <w:lang w:eastAsia="ko-KR"/>
+              </w:rPr>
+              <w:t xml:space="preserve">, </w:t>
+            </w:r>
+            <w:r>
+              <w:rPr>
+                <w:rFonts w:ascii="Noto Sans Mono CJK KR" w:eastAsia="Noto Sans Mono CJK KR" w:hAnsi="Noto Sans Mono CJK KR"/>
+                <w:sz w:val="18"/>
+                <w:lang w:eastAsia="ko-KR"/>
+              </w:rPr>
+              <w:t>이름</w:t>
+            </w:r>
+            <w:r>
+              <w:rPr>
+                <w:rFonts w:ascii="Noto Sans Mono CJK KR" w:eastAsia="Noto Sans Mono CJK KR" w:hAnsi="Noto Sans Mono CJK KR"/>
+                <w:sz w:val="18"/>
+                <w:lang w:eastAsia="ko-KR"/>
+              </w:rPr>
+              <w:t xml:space="preserve">, </w:t>
+            </w:r>
+            <w:r>
+              <w:rPr>
+                <w:rFonts w:ascii="Noto Sans Mono CJK KR" w:eastAsia="Noto Sans Mono CJK KR" w:hAnsi="Noto Sans Mono CJK KR"/>
+                <w:sz w:val="18"/>
+                <w:lang w:eastAsia="ko-KR"/>
+              </w:rPr>
+              <w:t>주소</w:t>
+            </w:r>
+            <w:r>
+              <w:rPr>
+                <w:rFonts w:ascii="Noto Sans Mono CJK KR" w:eastAsia="Noto Sans Mono CJK KR" w:hAnsi="Noto Sans Mono CJK KR"/>
+                <w:sz w:val="18"/>
+                <w:lang w:eastAsia="ko-KR"/>
+              </w:rPr>
+              <w:t xml:space="preserve">, </w:t>
+            </w:r>
+            <w:r>
+              <w:rPr>
+                <w:rFonts w:ascii="Noto Sans Mono CJK KR" w:eastAsia="Noto Sans Mono CJK KR" w:hAnsi="Noto Sans Mono CJK KR"/>
+                <w:sz w:val="18"/>
+                <w:lang w:eastAsia="ko-KR"/>
+              </w:rPr>
+              <w:t>부서</w:t>
+            </w:r>
+            <w:r>
+              <w:rPr>
+                <w:rFonts w:ascii="Noto Sans Mono CJK KR" w:eastAsia="Noto Sans Mono CJK KR" w:hAnsi="Noto Sans Mono CJK KR"/>
+                <w:sz w:val="18"/>
+                <w:lang w:eastAsia="ko-KR"/>
+              </w:rPr>
+              <w:t>)</w:t>
+            </w:r>
+            <w:r>
+              <w:rPr>
+                <w:lang w:eastAsia="ko-KR"/>
+              </w:rPr>
               <w:br/>
             </w:r>
             <w:r>
@@ -287,7 +710,55 @@
                 <w:sz w:val="18"/>
                 <w:lang w:eastAsia="ko-KR"/>
               </w:rPr>
-              <w:t>VALUES (50, '박영진', '서울', '영업부');</w:t>
+              <w:t>VALUES (50, '</w:t>
+            </w:r>
+            <w:r>
+              <w:rPr>
+                <w:rFonts w:ascii="Noto Sans Mono CJK KR" w:eastAsia="Noto Sans Mono CJK KR" w:hAnsi="Noto Sans Mono CJK KR"/>
+                <w:sz w:val="18"/>
+                <w:lang w:eastAsia="ko-KR"/>
+              </w:rPr>
+              <w:t>박영진</w:t>
+            </w:r>
+            <w:r>
+              <w:rPr>
+                <w:rFonts w:ascii="Noto Sans Mono CJK KR" w:eastAsia="Noto Sans Mono CJK KR" w:hAnsi="Noto Sans Mono CJK KR"/>
+                <w:sz w:val="18"/>
+                <w:lang w:eastAsia="ko-KR"/>
+              </w:rPr>
+              <w:t>', '</w:t>
+            </w:r>
+            <w:r>
+              <w:rPr>
+                <w:rFonts w:ascii="Noto Sans Mono CJK KR" w:eastAsia="Noto Sans Mono CJK KR" w:hAnsi="Noto Sans Mono CJK KR"/>
+                <w:sz w:val="18"/>
+                <w:lang w:eastAsia="ko-KR"/>
+              </w:rPr>
+              <w:t>서울</w:t>
+            </w:r>
+            <w:r>
+              <w:rPr>
+                <w:rFonts w:ascii="Noto Sans Mono CJK KR" w:eastAsia="Noto Sans Mono CJK KR" w:hAnsi="Noto Sans Mono CJK KR"/>
+                <w:sz w:val="18"/>
+                <w:lang w:eastAsia="ko-KR"/>
+              </w:rPr>
+              <w:t>', '</w:t>
+            </w:r>
+            <w:r>
+              <w:rPr>
+                <w:rFonts w:ascii="Noto Sans Mono CJK KR" w:eastAsia="Noto Sans Mono CJK KR" w:hAnsi="Noto Sans Mono CJK KR"/>
+                <w:sz w:val="18"/>
+                <w:lang w:eastAsia="ko-KR"/>
+              </w:rPr>
+              <w:t>영업부</w:t>
+            </w:r>
+            <w:r>
+              <w:rPr>
+                <w:rFonts w:ascii="Noto Sans Mono CJK KR" w:eastAsia="Noto Sans Mono CJK KR" w:hAnsi="Noto Sans Mono CJK KR"/>
+                <w:sz w:val="18"/>
+                <w:lang w:eastAsia="ko-KR"/>
+              </w:rPr>
+              <w:t>');</w:t>
             </w:r>
           </w:p>
         </w:tc>
@@ -297,13 +768,23 @@
       <w:pPr>
         <w:spacing w:before="120" w:after="40"/>
       </w:pPr>
+      <w:proofErr w:type="spellStart"/>
       <w:r>
         <w:rPr>
           <w:b/>
           <w:color w:val="1F4E79"/>
           <w:sz w:val="21"/>
         </w:rPr>
-        <w:t>문제 4</w:t>
+        <w:t>문제</w:t>
+      </w:r>
+      <w:proofErr w:type="spellEnd"/>
+      <w:r>
+        <w:rPr>
+          <w:b/>
+          <w:color w:val="1F4E79"/>
+          <w:sz w:val="21"/>
+        </w:rPr>
+        <w:t xml:space="preserve"> 4</w:t>
       </w:r>
     </w:p>
     <w:tbl>
@@ -343,12 +824,78 @@
                 <w:sz w:val="18"/>
                 <w:lang w:eastAsia="ko-KR"/>
               </w:rPr>
-              <w:t>INSERT INTO 영업부 (사원번호, 이름, 주소)</w:t>
-            </w:r>
-            <w:r>
-              <w:rPr>
+              <w:t xml:space="preserve">INSERT INTO </w:t>
+            </w:r>
+            <w:r>
+              <w:rPr>
+                <w:rFonts w:ascii="Noto Sans Mono CJK KR" w:eastAsia="Noto Sans Mono CJK KR" w:hAnsi="Noto Sans Mono CJK KR"/>
+                <w:sz w:val="18"/>
                 <w:lang w:eastAsia="ko-KR"/>
               </w:rPr>
+              <w:t>영업부</w:t>
+            </w:r>
+            <w:r>
+              <w:rPr>
+                <w:rFonts w:ascii="Noto Sans Mono CJK KR" w:eastAsia="Noto Sans Mono CJK KR" w:hAnsi="Noto Sans Mono CJK KR"/>
+                <w:sz w:val="18"/>
+                <w:lang w:eastAsia="ko-KR"/>
+              </w:rPr>
+              <w:t xml:space="preserve"> (</w:t>
+            </w:r>
+            <w:proofErr w:type="spellStart"/>
+            <w:r>
+              <w:rPr>
+                <w:rFonts w:ascii="Noto Sans Mono CJK KR" w:eastAsia="Noto Sans Mono CJK KR" w:hAnsi="Noto Sans Mono CJK KR"/>
+                <w:sz w:val="18"/>
+                <w:lang w:eastAsia="ko-KR"/>
+              </w:rPr>
+              <w:t>사원번호</w:t>
+            </w:r>
+            <w:proofErr w:type="spellEnd"/>
+            <w:r>
+              <w:rPr>
+                <w:rFonts w:ascii="Noto Sans Mono CJK KR" w:eastAsia="Noto Sans Mono CJK KR" w:hAnsi="Noto Sans Mono CJK KR"/>
+                <w:sz w:val="18"/>
+                <w:lang w:eastAsia="ko-KR"/>
+              </w:rPr>
+              <w:t xml:space="preserve">, </w:t>
+            </w:r>
+            <w:r>
+              <w:rPr>
+                <w:rFonts w:ascii="Noto Sans Mono CJK KR" w:eastAsia="Noto Sans Mono CJK KR" w:hAnsi="Noto Sans Mono CJK KR"/>
+                <w:sz w:val="18"/>
+                <w:lang w:eastAsia="ko-KR"/>
+              </w:rPr>
+              <w:t>이름</w:t>
+            </w:r>
+            <w:r>
+              <w:rPr>
+                <w:rFonts w:ascii="Noto Sans Mono CJK KR" w:eastAsia="Noto Sans Mono CJK KR" w:hAnsi="Noto Sans Mono CJK KR"/>
+                <w:sz w:val="18"/>
+                <w:lang w:eastAsia="ko-KR"/>
+              </w:rPr>
+              <w:t xml:space="preserve">, </w:t>
+            </w:r>
+            <w:r>
+              <w:rPr>
+                <w:rFonts w:ascii="Noto Sans Mono CJK KR" w:eastAsia="Noto Sans Mono CJK KR" w:hAnsi="Noto Sans Mono CJK KR"/>
+                <w:sz w:val="18"/>
+                <w:lang w:eastAsia="ko-KR"/>
+              </w:rPr>
+              <w:t>주소</w:t>
+            </w:r>
+            <w:r>
+              <w:rPr>
+                <w:rFonts w:ascii="Noto Sans Mono CJK KR" w:eastAsia="Noto Sans Mono CJK KR" w:hAnsi="Noto Sans Mono CJK KR"/>
+                <w:sz w:val="18"/>
+                <w:lang w:eastAsia="ko-KR"/>
+              </w:rPr>
+              <w:t>)</w:t>
+            </w:r>
+            <w:r>
+              <w:rPr>
+                <w:lang w:eastAsia="ko-KR"/>
+              </w:rPr>
               <w:br/>
             </w:r>
             <w:r>
@@ -357,12 +904,54 @@
                 <w:sz w:val="18"/>
                 <w:lang w:eastAsia="ko-KR"/>
               </w:rPr>
-              <w:t>SELECT 사원번호, 이름, 주소</w:t>
-            </w:r>
-            <w:r>
-              <w:rPr>
+              <w:t xml:space="preserve">SELECT </w:t>
+            </w:r>
+            <w:proofErr w:type="spellStart"/>
+            <w:r>
+              <w:rPr>
+                <w:rFonts w:ascii="Noto Sans Mono CJK KR" w:eastAsia="Noto Sans Mono CJK KR" w:hAnsi="Noto Sans Mono CJK KR"/>
+                <w:sz w:val="18"/>
                 <w:lang w:eastAsia="ko-KR"/>
               </w:rPr>
+              <w:t>사원번호</w:t>
+            </w:r>
+            <w:proofErr w:type="spellEnd"/>
+            <w:r>
+              <w:rPr>
+                <w:rFonts w:ascii="Noto Sans Mono CJK KR" w:eastAsia="Noto Sans Mono CJK KR" w:hAnsi="Noto Sans Mono CJK KR"/>
+                <w:sz w:val="18"/>
+                <w:lang w:eastAsia="ko-KR"/>
+              </w:rPr>
+              <w:t xml:space="preserve">, </w:t>
+            </w:r>
+            <w:r>
+              <w:rPr>
+                <w:rFonts w:ascii="Noto Sans Mono CJK KR" w:eastAsia="Noto Sans Mono CJK KR" w:hAnsi="Noto Sans Mono CJK KR"/>
+                <w:sz w:val="18"/>
+                <w:lang w:eastAsia="ko-KR"/>
+              </w:rPr>
+              <w:t>이름</w:t>
+            </w:r>
+            <w:r>
+              <w:rPr>
+                <w:rFonts w:ascii="Noto Sans Mono CJK KR" w:eastAsia="Noto Sans Mono CJK KR" w:hAnsi="Noto Sans Mono CJK KR"/>
+                <w:sz w:val="18"/>
+                <w:lang w:eastAsia="ko-KR"/>
+              </w:rPr>
+              <w:t xml:space="preserve">, </w:t>
+            </w:r>
+            <w:r>
+              <w:rPr>
+                <w:rFonts w:ascii="Noto Sans Mono CJK KR" w:eastAsia="Noto Sans Mono CJK KR" w:hAnsi="Noto Sans Mono CJK KR"/>
+                <w:sz w:val="18"/>
+                <w:lang w:eastAsia="ko-KR"/>
+              </w:rPr>
+              <w:t>주소</w:t>
+            </w:r>
+            <w:r>
+              <w:rPr>
+                <w:lang w:eastAsia="ko-KR"/>
+              </w:rPr>
               <w:br/>
             </w:r>
             <w:r>
@@ -371,12 +960,20 @@
                 <w:sz w:val="18"/>
                 <w:lang w:eastAsia="ko-KR"/>
               </w:rPr>
-              <w:t>FROM 사원</w:t>
-            </w:r>
-            <w:r>
-              <w:rPr>
+              <w:t xml:space="preserve">FROM </w:t>
+            </w:r>
+            <w:r>
+              <w:rPr>
+                <w:rFonts w:ascii="Noto Sans Mono CJK KR" w:eastAsia="Noto Sans Mono CJK KR" w:hAnsi="Noto Sans Mono CJK KR"/>
+                <w:sz w:val="18"/>
                 <w:lang w:eastAsia="ko-KR"/>
               </w:rPr>
+              <w:t>사원</w:t>
+            </w:r>
+            <w:r>
+              <w:rPr>
+                <w:lang w:eastAsia="ko-KR"/>
+              </w:rPr>
               <w:br/>
             </w:r>
             <w:r>
@@ -385,7 +982,47 @@
                 <w:sz w:val="18"/>
                 <w:lang w:eastAsia="ko-KR"/>
               </w:rPr>
-              <w:t>WHERE 이름 = '박영진';</w:t>
+              <w:t xml:space="preserve">WHERE </w:t>
+            </w:r>
+            <w:r>
+              <w:rPr>
+                <w:rFonts w:ascii="Noto Sans Mono CJK KR" w:eastAsia="Noto Sans Mono CJK KR" w:hAnsi="Noto Sans Mono CJK KR"/>
+                <w:sz w:val="18"/>
+                <w:lang w:eastAsia="ko-KR"/>
+              </w:rPr>
+              <w:t>이름</w:t>
+            </w:r>
+            <w:r>
+              <w:rPr>
+                <w:rFonts w:ascii="Noto Sans Mono CJK KR" w:eastAsia="Noto Sans Mono CJK KR" w:hAnsi="Noto Sans Mono CJK KR"/>
+                <w:sz w:val="18"/>
+                <w:lang w:eastAsia="ko-KR"/>
+              </w:rPr>
+              <w:t xml:space="preserve"> = </w:t>
+            </w:r>
+            <w:r>
+              <w:rPr>
+                <w:rFonts w:ascii="Noto Sans Mono CJK KR" w:eastAsia="Noto Sans Mono CJK KR" w:hAnsi="Noto Sans Mono CJK KR"/>
+                <w:sz w:val="18"/>
+                <w:lang w:eastAsia="ko-KR"/>
+              </w:rPr>
+              <w:t>'</w:t>
+            </w:r>
+            <w:r>
+              <w:rPr>
+                <w:rFonts w:ascii="Noto Sans Mono CJK KR" w:eastAsia="Noto Sans Mono CJK KR" w:hAnsi="Noto Sans Mono CJK KR"/>
+                <w:sz w:val="18"/>
+                <w:lang w:eastAsia="ko-KR"/>
+              </w:rPr>
+              <w:t>박영진</w:t>
+            </w:r>
+            <w:r>
+              <w:rPr>
+                <w:rFonts w:ascii="Noto Sans Mono CJK KR" w:eastAsia="Noto Sans Mono CJK KR" w:hAnsi="Noto Sans Mono CJK KR"/>
+                <w:sz w:val="18"/>
+                <w:lang w:eastAsia="ko-KR"/>
+              </w:rPr>
+              <w:t>';</w:t>
             </w:r>
           </w:p>
         </w:tc>
@@ -395,13 +1032,23 @@
       <w:pPr>
         <w:spacing w:before="120" w:after="40"/>
       </w:pPr>
+      <w:proofErr w:type="spellStart"/>
       <w:r>
         <w:rPr>
           <w:b/>
           <w:color w:val="1F4E79"/>
           <w:sz w:val="21"/>
         </w:rPr>
-        <w:t>문제 5</w:t>
+        <w:t>문제</w:t>
+      </w:r>
+      <w:proofErr w:type="spellEnd"/>
+      <w:r>
+        <w:rPr>
+          <w:b/>
+          <w:color w:val="1F4E79"/>
+          <w:sz w:val="21"/>
+        </w:rPr>
+        <w:t xml:space="preserve"> 5</w:t>
       </w:r>
     </w:p>
     <w:tbl>
@@ -437,8 +1084,17 @@
                 <w:rFonts w:ascii="Noto Sans Mono CJK KR" w:eastAsia="Noto Sans Mono CJK KR" w:hAnsi="Noto Sans Mono CJK KR"/>
                 <w:sz w:val="18"/>
               </w:rPr>
-              <w:t>DELETE FROM 사원</w:t>
-            </w:r>
+              <w:t xml:space="preserve">DELETE FROM </w:t>
+            </w:r>
+            <w:proofErr w:type="spellStart"/>
+            <w:r>
+              <w:rPr>
+                <w:rFonts w:ascii="Noto Sans Mono CJK KR" w:eastAsia="Noto Sans Mono CJK KR" w:hAnsi="Noto Sans Mono CJK KR"/>
+                <w:sz w:val="18"/>
+              </w:rPr>
+              <w:t>사원</w:t>
+            </w:r>
+            <w:proofErr w:type="spellEnd"/>
             <w:r>
               <w:br/>
             </w:r>
@@ -447,7 +1103,39 @@
                 <w:rFonts w:ascii="Noto Sans Mono CJK KR" w:eastAsia="Noto Sans Mono CJK KR" w:hAnsi="Noto Sans Mono CJK KR"/>
                 <w:sz w:val="18"/>
               </w:rPr>
-              <w:t>WHERE 이름 = '박기중';</w:t>
+              <w:t xml:space="preserve">WHERE </w:t>
+            </w:r>
+            <w:proofErr w:type="spellStart"/>
+            <w:r>
+              <w:rPr>
+                <w:rFonts w:ascii="Noto Sans Mono CJK KR" w:eastAsia="Noto Sans Mono CJK KR" w:hAnsi="Noto Sans Mono CJK KR"/>
+                <w:sz w:val="18"/>
+              </w:rPr>
+              <w:t>이름</w:t>
+            </w:r>
+            <w:proofErr w:type="spellEnd"/>
+            <w:r>
+              <w:rPr>
+                <w:rFonts w:ascii="Noto Sans Mono CJK KR" w:eastAsia="Noto Sans Mono CJK KR" w:hAnsi="Noto Sans Mono CJK KR"/>
+                <w:sz w:val="18"/>
+              </w:rPr>
+              <w:t xml:space="preserve"> = '</w:t>
+            </w:r>
+            <w:proofErr w:type="spellStart"/>
+            <w:r>
+              <w:rPr>
+                <w:rFonts w:ascii="Noto Sans Mono CJK KR" w:eastAsia="Noto Sans Mono CJK KR" w:hAnsi="Noto Sans Mono CJK KR"/>
+                <w:sz w:val="18"/>
+              </w:rPr>
+              <w:t>박기중</w:t>
+            </w:r>
+            <w:proofErr w:type="spellEnd"/>
+            <w:r>
+              <w:rPr>
+                <w:rFonts w:ascii="Noto Sans Mono CJK KR" w:eastAsia="Noto Sans Mono CJK KR" w:hAnsi="Noto Sans Mono CJK KR"/>
+                <w:sz w:val="18"/>
+              </w:rPr>
+              <w:t>';</w:t>
             </w:r>
           </w:p>
         </w:tc>
@@ -457,13 +1145,23 @@
       <w:pPr>
         <w:spacing w:before="120" w:after="40"/>
       </w:pPr>
+      <w:proofErr w:type="spellStart"/>
       <w:r>
         <w:rPr>
           <w:b/>
           <w:color w:val="1F4E79"/>
           <w:sz w:val="21"/>
         </w:rPr>
-        <w:t>문제 6</w:t>
+        <w:t>문제</w:t>
+      </w:r>
+      <w:proofErr w:type="spellEnd"/>
+      <w:r>
+        <w:rPr>
+          <w:b/>
+          <w:color w:val="1F4E79"/>
+          <w:sz w:val="21"/>
+        </w:rPr>
+        <w:t xml:space="preserve"> 6</w:t>
       </w:r>
     </w:p>
     <w:tbl>
@@ -503,12 +1201,20 @@
                 <w:sz w:val="18"/>
                 <w:lang w:eastAsia="ko-KR"/>
               </w:rPr>
-              <w:t>UPDATE 사원</w:t>
-            </w:r>
-            <w:r>
-              <w:rPr>
+              <w:t xml:space="preserve">UPDATE </w:t>
+            </w:r>
+            <w:r>
+              <w:rPr>
+                <w:rFonts w:ascii="Noto Sans Mono CJK KR" w:eastAsia="Noto Sans Mono CJK KR" w:hAnsi="Noto Sans Mono CJK KR"/>
+                <w:sz w:val="18"/>
                 <w:lang w:eastAsia="ko-KR"/>
               </w:rPr>
+              <w:t>사원</w:t>
+            </w:r>
+            <w:r>
+              <w:rPr>
+                <w:lang w:eastAsia="ko-KR"/>
+              </w:rPr>
               <w:br/>
             </w:r>
             <w:r>
@@ -517,12 +1223,44 @@
                 <w:sz w:val="18"/>
                 <w:lang w:eastAsia="ko-KR"/>
               </w:rPr>
-              <w:t>SET 부서 = '총무부'</w:t>
-            </w:r>
-            <w:r>
-              <w:rPr>
+              <w:t xml:space="preserve">SET </w:t>
+            </w:r>
+            <w:r>
+              <w:rPr>
+                <w:rFonts w:ascii="Noto Sans Mono CJK KR" w:eastAsia="Noto Sans Mono CJK KR" w:hAnsi="Noto Sans Mono CJK KR"/>
+                <w:sz w:val="18"/>
                 <w:lang w:eastAsia="ko-KR"/>
               </w:rPr>
+              <w:t>부서</w:t>
+            </w:r>
+            <w:r>
+              <w:rPr>
+                <w:rFonts w:ascii="Noto Sans Mono CJK KR" w:eastAsia="Noto Sans Mono CJK KR" w:hAnsi="Noto Sans Mono CJK KR"/>
+                <w:sz w:val="18"/>
+                <w:lang w:eastAsia="ko-KR"/>
+              </w:rPr>
+              <w:t xml:space="preserve"> = '</w:t>
+            </w:r>
+            <w:r>
+              <w:rPr>
+                <w:rFonts w:ascii="Noto Sans Mono CJK KR" w:eastAsia="Noto Sans Mono CJK KR" w:hAnsi="Noto Sans Mono CJK KR"/>
+                <w:sz w:val="18"/>
+                <w:lang w:eastAsia="ko-KR"/>
+              </w:rPr>
+              <w:t>총무부</w:t>
+            </w:r>
+            <w:r>
+              <w:rPr>
+                <w:rFonts w:ascii="Noto Sans Mono CJK KR" w:eastAsia="Noto Sans Mono CJK KR" w:hAnsi="Noto Sans Mono CJK KR"/>
+                <w:sz w:val="18"/>
+                <w:lang w:eastAsia="ko-KR"/>
+              </w:rPr>
+              <w:t>'</w:t>
+            </w:r>
+            <w:r>
+              <w:rPr>
+                <w:lang w:eastAsia="ko-KR"/>
+              </w:rPr>
               <w:br/>
             </w:r>
             <w:r>
@@ -531,7 +1269,39 @@
                 <w:sz w:val="18"/>
                 <w:lang w:eastAsia="ko-KR"/>
               </w:rPr>
-              <w:t>WHERE 이름 = '이수영';</w:t>
+              <w:t xml:space="preserve">WHERE </w:t>
+            </w:r>
+            <w:r>
+              <w:rPr>
+                <w:rFonts w:ascii="Noto Sans Mono CJK KR" w:eastAsia="Noto Sans Mono CJK KR" w:hAnsi="Noto Sans Mono CJK KR"/>
+                <w:sz w:val="18"/>
+                <w:lang w:eastAsia="ko-KR"/>
+              </w:rPr>
+              <w:t>이름</w:t>
+            </w:r>
+            <w:r>
+              <w:rPr>
+                <w:rFonts w:ascii="Noto Sans Mono CJK KR" w:eastAsia="Noto Sans Mono CJK KR" w:hAnsi="Noto Sans Mono CJK KR"/>
+                <w:sz w:val="18"/>
+                <w:lang w:eastAsia="ko-KR"/>
+              </w:rPr>
+              <w:t xml:space="preserve"> = '</w:t>
+            </w:r>
+            <w:r>
+              <w:rPr>
+                <w:rFonts w:ascii="Noto Sans Mono CJK KR" w:eastAsia="Noto Sans Mono CJK KR" w:hAnsi="Noto Sans Mono CJK KR"/>
+                <w:sz w:val="18"/>
+                <w:lang w:eastAsia="ko-KR"/>
+              </w:rPr>
+              <w:t>이수영</w:t>
+            </w:r>
+            <w:r>
+              <w:rPr>
+                <w:rFonts w:ascii="Noto Sans Mono CJK KR" w:eastAsia="Noto Sans Mono CJK KR" w:hAnsi="Noto Sans Mono CJK KR"/>
+                <w:sz w:val="18"/>
+                <w:lang w:eastAsia="ko-KR"/>
+              </w:rPr>
+              <w:t>';</w:t>
             </w:r>
           </w:p>
         </w:tc>
@@ -575,20 +1345,50 @@
           <w:lang w:eastAsia="ko-KR"/>
         </w:rPr>
         <w:lastRenderedPageBreak/>
-        <w:t>2. 조건식, NULL, 집합연산</w:t>
+        <w:t xml:space="preserve">2. </w:t>
       </w:r>
+      <w:r>
+        <w:rPr>
+          <w:lang w:eastAsia="ko-KR"/>
+        </w:rPr>
+        <w:t>조건식</w:t>
+      </w:r>
+      <w:r>
+        <w:rPr>
+          <w:lang w:eastAsia="ko-KR"/>
+        </w:rPr>
+        <w:t xml:space="preserve">, NULL, </w:t>
+      </w:r>
+      <w:proofErr w:type="spellStart"/>
+      <w:r>
+        <w:rPr>
+          <w:lang w:eastAsia="ko-KR"/>
+        </w:rPr>
+        <w:t>집합연산</w:t>
+      </w:r>
+      <w:proofErr w:type="spellEnd"/>
     </w:p>
     <w:p>
       <w:pPr>
         <w:spacing w:before="120" w:after="40"/>
       </w:pPr>
+      <w:proofErr w:type="spellStart"/>
       <w:r>
         <w:rPr>
           <w:b/>
           <w:color w:val="1F4E79"/>
           <w:sz w:val="21"/>
         </w:rPr>
-        <w:t>문제 7</w:t>
+        <w:t>문제</w:t>
+      </w:r>
+      <w:proofErr w:type="spellEnd"/>
+      <w:r>
+        <w:rPr>
+          <w:b/>
+          <w:color w:val="1F4E79"/>
+          <w:sz w:val="21"/>
+        </w:rPr>
+        <w:t xml:space="preserve"> 7</w:t>
       </w:r>
     </w:p>
     <w:tbl>
@@ -634,8 +1434,17 @@
                 <w:rFonts w:ascii="Noto Sans Mono CJK KR" w:eastAsia="Noto Sans Mono CJK KR" w:hAnsi="Noto Sans Mono CJK KR"/>
                 <w:sz w:val="18"/>
               </w:rPr>
-              <w:t>FROM 테이블</w:t>
-            </w:r>
+              <w:t xml:space="preserve">FROM </w:t>
+            </w:r>
+            <w:proofErr w:type="spellStart"/>
+            <w:r>
+              <w:rPr>
+                <w:rFonts w:ascii="Noto Sans Mono CJK KR" w:eastAsia="Noto Sans Mono CJK KR" w:hAnsi="Noto Sans Mono CJK KR"/>
+                <w:sz w:val="18"/>
+              </w:rPr>
+              <w:t>테이블</w:t>
+            </w:r>
+            <w:proofErr w:type="spellEnd"/>
             <w:r>
               <w:br/>
             </w:r>
@@ -644,7 +1453,39 @@
                 <w:rFonts w:ascii="Noto Sans Mono CJK KR" w:eastAsia="Noto Sans Mono CJK KR" w:hAnsi="Noto Sans Mono CJK KR"/>
                 <w:sz w:val="18"/>
               </w:rPr>
-              <w:t>WHERE (사원번호 &gt; 100 AND 급여 = 400)</w:t>
+              <w:t>WHERE (</w:t>
+            </w:r>
+            <w:proofErr w:type="spellStart"/>
+            <w:r>
+              <w:rPr>
+                <w:rFonts w:ascii="Noto Sans Mono CJK KR" w:eastAsia="Noto Sans Mono CJK KR" w:hAnsi="Noto Sans Mono CJK KR"/>
+                <w:sz w:val="18"/>
+              </w:rPr>
+              <w:t>사원번호</w:t>
+            </w:r>
+            <w:proofErr w:type="spellEnd"/>
+            <w:r>
+              <w:rPr>
+                <w:rFonts w:ascii="Noto Sans Mono CJK KR" w:eastAsia="Noto Sans Mono CJK KR" w:hAnsi="Noto Sans Mono CJK KR"/>
+                <w:sz w:val="18"/>
+              </w:rPr>
+              <w:t xml:space="preserve"> &gt; 100 AND </w:t>
+            </w:r>
+            <w:proofErr w:type="spellStart"/>
+            <w:r>
+              <w:rPr>
+                <w:rFonts w:ascii="Noto Sans Mono CJK KR" w:eastAsia="Noto Sans Mono CJK KR" w:hAnsi="Noto Sans Mono CJK KR"/>
+                <w:sz w:val="18"/>
+              </w:rPr>
+              <w:t>급여</w:t>
+            </w:r>
+            <w:proofErr w:type="spellEnd"/>
+            <w:r>
+              <w:rPr>
+                <w:rFonts w:ascii="Noto Sans Mono CJK KR" w:eastAsia="Noto Sans Mono CJK KR" w:hAnsi="Noto Sans Mono CJK KR"/>
+                <w:sz w:val="18"/>
+              </w:rPr>
+              <w:t xml:space="preserve"> = 400)</w:t>
             </w:r>
             <w:r>
               <w:br/>
@@ -654,7 +1495,23 @@
                 <w:rFonts w:ascii="Noto Sans Mono CJK KR" w:eastAsia="Noto Sans Mono CJK KR" w:hAnsi="Noto Sans Mono CJK KR"/>
                 <w:sz w:val="18"/>
               </w:rPr>
-              <w:t xml:space="preserve">   OR 사원번호 = 102;</w:t>
+              <w:t xml:space="preserve">   OR </w:t>
+            </w:r>
+            <w:proofErr w:type="spellStart"/>
+            <w:r>
+              <w:rPr>
+                <w:rFonts w:ascii="Noto Sans Mono CJK KR" w:eastAsia="Noto Sans Mono CJK KR" w:hAnsi="Noto Sans Mono CJK KR"/>
+                <w:sz w:val="18"/>
+              </w:rPr>
+              <w:t>사원번호</w:t>
+            </w:r>
+            <w:proofErr w:type="spellEnd"/>
+            <w:r>
+              <w:rPr>
+                <w:rFonts w:ascii="Noto Sans Mono CJK KR" w:eastAsia="Noto Sans Mono CJK KR" w:hAnsi="Noto Sans Mono CJK KR"/>
+                <w:sz w:val="18"/>
+              </w:rPr>
+              <w:t xml:space="preserve"> = 102;</w:t>
             </w:r>
           </w:p>
         </w:tc>
@@ -664,13 +1521,23 @@
       <w:pPr>
         <w:spacing w:before="120" w:after="40"/>
       </w:pPr>
+      <w:proofErr w:type="spellStart"/>
       <w:r>
         <w:rPr>
           <w:b/>
           <w:color w:val="1F4E79"/>
           <w:sz w:val="21"/>
         </w:rPr>
-        <w:t>문제 8</w:t>
+        <w:t>문제</w:t>
+      </w:r>
+      <w:proofErr w:type="spellEnd"/>
+      <w:r>
+        <w:rPr>
+          <w:b/>
+          <w:color w:val="1F4E79"/>
+          <w:sz w:val="21"/>
+        </w:rPr>
+        <w:t xml:space="preserve"> 8</w:t>
       </w:r>
     </w:p>
     <w:tbl>
@@ -701,9 +1568,14 @@
             <w:pPr>
               <w:spacing w:before="40" w:after="40"/>
             </w:pPr>
-            <w:r>
-              <w:t>1개</w:t>
-            </w:r>
+            <w:proofErr w:type="spellStart"/>
+            <w:r>
+              <w:t>1</w:t>
+            </w:r>
+            <w:r>
+              <w:t>개</w:t>
+            </w:r>
+            <w:proofErr w:type="spellEnd"/>
           </w:p>
         </w:tc>
       </w:tr>
@@ -712,13 +1584,23 @@
       <w:pPr>
         <w:spacing w:before="120" w:after="40"/>
       </w:pPr>
+      <w:proofErr w:type="spellStart"/>
       <w:r>
         <w:rPr>
           <w:b/>
           <w:color w:val="1F4E79"/>
           <w:sz w:val="21"/>
         </w:rPr>
-        <w:t>문제 9</w:t>
+        <w:t>문제</w:t>
+      </w:r>
+      <w:proofErr w:type="spellEnd"/>
+      <w:r>
+        <w:rPr>
+          <w:b/>
+          <w:color w:val="1F4E79"/>
+          <w:sz w:val="21"/>
+        </w:rPr>
+        <w:t xml:space="preserve"> 9</w:t>
       </w:r>
     </w:p>
     <w:tbl>
@@ -754,7 +1636,23 @@
                 <w:rFonts w:ascii="Noto Sans Mono CJK KR" w:eastAsia="Noto Sans Mono CJK KR" w:hAnsi="Noto Sans Mono CJK KR"/>
                 <w:sz w:val="18"/>
               </w:rPr>
-              <w:t>SELECT COUNT(colB)</w:t>
+              <w:t>SELECT COUNT(</w:t>
+            </w:r>
+            <w:proofErr w:type="spellStart"/>
+            <w:r>
+              <w:rPr>
+                <w:rFonts w:ascii="Noto Sans Mono CJK KR" w:eastAsia="Noto Sans Mono CJK KR" w:hAnsi="Noto Sans Mono CJK KR"/>
+                <w:sz w:val="18"/>
+              </w:rPr>
+              <w:t>colB</w:t>
+            </w:r>
+            <w:proofErr w:type="spellEnd"/>
+            <w:r>
+              <w:rPr>
+                <w:rFonts w:ascii="Noto Sans Mono CJK KR" w:eastAsia="Noto Sans Mono CJK KR" w:hAnsi="Noto Sans Mono CJK KR"/>
+                <w:sz w:val="18"/>
+              </w:rPr>
+              <w:t>)</w:t>
             </w:r>
             <w:r>
               <w:br/>
@@ -774,7 +1672,30 @@
                 <w:rFonts w:ascii="Noto Sans Mono CJK KR" w:eastAsia="Noto Sans Mono CJK KR" w:hAnsi="Noto Sans Mono CJK KR"/>
                 <w:sz w:val="18"/>
               </w:rPr>
-              <w:t>WHERE colA IN (2, 3)</w:t>
+              <w:t xml:space="preserve">WHERE </w:t>
+            </w:r>
+            <w:proofErr w:type="spellStart"/>
+            <w:r>
+              <w:rPr>
+                <w:rFonts w:ascii="Noto Sans Mono CJK KR" w:eastAsia="Noto Sans Mono CJK KR" w:hAnsi="Noto Sans Mono CJK KR"/>
+                <w:sz w:val="18"/>
+              </w:rPr>
+              <w:t>colA</w:t>
+            </w:r>
+            <w:proofErr w:type="spellEnd"/>
+            <w:r>
+              <w:rPr>
+                <w:rFonts w:ascii="Noto Sans Mono CJK KR" w:eastAsia="Noto Sans Mono CJK KR" w:hAnsi="Noto Sans Mono CJK KR"/>
+                <w:sz w:val="18"/>
+              </w:rPr>
+              <w:t xml:space="preserve"> IN (2,</w:t>
+            </w:r>
+            <w:r>
+              <w:rPr>
+                <w:rFonts w:ascii="Noto Sans Mono CJK KR" w:eastAsia="Noto Sans Mono CJK KR" w:hAnsi="Noto Sans Mono CJK KR"/>
+                <w:sz w:val="18"/>
+              </w:rPr>
+              <w:t xml:space="preserve"> 3)</w:t>
             </w:r>
             <w:r>
               <w:br/>
@@ -784,7 +1705,23 @@
                 <w:rFonts w:ascii="Noto Sans Mono CJK KR" w:eastAsia="Noto Sans Mono CJK KR" w:hAnsi="Noto Sans Mono CJK KR"/>
                 <w:sz w:val="18"/>
               </w:rPr>
-              <w:t xml:space="preserve">   OR colB IN (3, 5);</w:t>
+              <w:t xml:space="preserve">   OR </w:t>
+            </w:r>
+            <w:proofErr w:type="spellStart"/>
+            <w:r>
+              <w:rPr>
+                <w:rFonts w:ascii="Noto Sans Mono CJK KR" w:eastAsia="Noto Sans Mono CJK KR" w:hAnsi="Noto Sans Mono CJK KR"/>
+                <w:sz w:val="18"/>
+              </w:rPr>
+              <w:t>colB</w:t>
+            </w:r>
+            <w:proofErr w:type="spellEnd"/>
+            <w:r>
+              <w:rPr>
+                <w:rFonts w:ascii="Noto Sans Mono CJK KR" w:eastAsia="Noto Sans Mono CJK KR" w:hAnsi="Noto Sans Mono CJK KR"/>
+                <w:sz w:val="18"/>
+              </w:rPr>
+              <w:t xml:space="preserve"> IN (3, 5);</w:t>
             </w:r>
           </w:p>
         </w:tc>
@@ -794,13 +1731,23 @@
       <w:pPr>
         <w:spacing w:before="120" w:after="40"/>
       </w:pPr>
+      <w:proofErr w:type="spellStart"/>
       <w:r>
         <w:rPr>
           <w:b/>
           <w:color w:val="1F4E79"/>
           <w:sz w:val="21"/>
         </w:rPr>
-        <w:t>문제 10</w:t>
+        <w:t>문제</w:t>
+      </w:r>
+      <w:proofErr w:type="spellEnd"/>
+      <w:r>
+        <w:rPr>
+          <w:b/>
+          <w:color w:val="1F4E79"/>
+          <w:sz w:val="21"/>
+        </w:rPr>
+        <w:t xml:space="preserve"> 10</w:t>
       </w:r>
     </w:p>
     <w:tbl>
@@ -831,8 +1778,140 @@
             <w:pPr>
               <w:spacing w:before="40" w:after="40"/>
             </w:pPr>
-            <w:r>
-              <w:t>COUNT(colB) = 4, COUNT(*) = 5입니다. COUNT(colB)는 colB가 NULL인 행을 제외하고 세며, COUNT(*)는 조건을 만족한 모든 행을 셉니다.</w:t>
+            <w:proofErr w:type="gramStart"/>
+            <w:r>
+              <w:t>COUNT(</w:t>
+            </w:r>
+            <w:proofErr w:type="spellStart"/>
+            <w:proofErr w:type="gramEnd"/>
+            <w:r>
+              <w:t>colB</w:t>
+            </w:r>
+            <w:proofErr w:type="spellEnd"/>
+            <w:r>
+              <w:t xml:space="preserve">) = 4, COUNT(*) = </w:t>
+            </w:r>
+            <w:proofErr w:type="spellStart"/>
+            <w:r>
+              <w:t>5</w:t>
+            </w:r>
+            <w:r>
+              <w:t>입니다</w:t>
+            </w:r>
+            <w:proofErr w:type="spellEnd"/>
+            <w:r>
+              <w:t xml:space="preserve">. </w:t>
+            </w:r>
+            <w:proofErr w:type="gramStart"/>
+            <w:r>
+              <w:t>COUNT(</w:t>
+            </w:r>
+            <w:proofErr w:type="spellStart"/>
+            <w:proofErr w:type="gramEnd"/>
+            <w:r>
+              <w:t>colB</w:t>
+            </w:r>
+            <w:proofErr w:type="spellEnd"/>
+            <w:r>
+              <w:t>)</w:t>
+            </w:r>
+            <w:r>
+              <w:t>는</w:t>
+            </w:r>
+            <w:r>
+              <w:t xml:space="preserve"> </w:t>
+            </w:r>
+            <w:proofErr w:type="spellStart"/>
+            <w:r>
+              <w:t>colB</w:t>
+            </w:r>
+            <w:r>
+              <w:t>가</w:t>
+            </w:r>
+            <w:proofErr w:type="spellEnd"/>
+            <w:r>
+              <w:t xml:space="preserve"> </w:t>
+            </w:r>
+            <w:proofErr w:type="spellStart"/>
+            <w:r>
+              <w:t>NULL</w:t>
+            </w:r>
+            <w:r>
+              <w:t>인</w:t>
+            </w:r>
+            <w:proofErr w:type="spellEnd"/>
+            <w:r>
+              <w:t xml:space="preserve"> </w:t>
+            </w:r>
+            <w:proofErr w:type="spellStart"/>
+            <w:r>
+              <w:t>행을</w:t>
+            </w:r>
+            <w:proofErr w:type="spellEnd"/>
+            <w:r>
+              <w:t xml:space="preserve"> </w:t>
+            </w:r>
+            <w:proofErr w:type="spellStart"/>
+            <w:r>
+              <w:t>제외하고</w:t>
+            </w:r>
+            <w:proofErr w:type="spellEnd"/>
+            <w:r>
+              <w:t xml:space="preserve"> </w:t>
+            </w:r>
+            <w:proofErr w:type="spellStart"/>
+            <w:r>
+              <w:t>세며</w:t>
+            </w:r>
+            <w:proofErr w:type="spellEnd"/>
+            <w:r>
+              <w:t>, COUNT(*)</w:t>
+            </w:r>
+            <w:r>
+              <w:t>는</w:t>
+            </w:r>
+            <w:r>
+              <w:t xml:space="preserve"> </w:t>
+            </w:r>
+            <w:proofErr w:type="spellStart"/>
+            <w:r>
+              <w:t>조건을</w:t>
+            </w:r>
+            <w:proofErr w:type="spellEnd"/>
+            <w:r>
+              <w:t xml:space="preserve"> </w:t>
+            </w:r>
+            <w:proofErr w:type="spellStart"/>
+            <w:r>
+              <w:t>만족한</w:t>
+            </w:r>
+            <w:proofErr w:type="spellEnd"/>
+            <w:r>
+              <w:t xml:space="preserve"> </w:t>
+            </w:r>
+            <w:proofErr w:type="spellStart"/>
+            <w:r>
+              <w:t>모든</w:t>
+            </w:r>
+            <w:proofErr w:type="spellEnd"/>
+            <w:r>
+              <w:t xml:space="preserve"> </w:t>
+            </w:r>
+            <w:proofErr w:type="spellStart"/>
+            <w:r>
+              <w:t>행을</w:t>
+            </w:r>
+            <w:proofErr w:type="spellEnd"/>
+            <w:r>
+              <w:t xml:space="preserve"> </w:t>
+            </w:r>
+            <w:proofErr w:type="spellStart"/>
+            <w:r>
+              <w:t>셉니다</w:t>
+            </w:r>
+            <w:proofErr w:type="spellEnd"/>
+            <w:r>
+              <w:t>.</w:t>
             </w:r>
           </w:p>
         </w:tc>
@@ -842,13 +1921,23 @@
       <w:pPr>
         <w:spacing w:before="120" w:after="40"/>
       </w:pPr>
+      <w:proofErr w:type="spellStart"/>
       <w:r>
         <w:rPr>
           <w:b/>
           <w:color w:val="1F4E79"/>
           <w:sz w:val="21"/>
         </w:rPr>
-        <w:t>문제 11</w:t>
+        <w:t>문제</w:t>
+      </w:r>
+      <w:proofErr w:type="spellEnd"/>
+      <w:r>
+        <w:rPr>
+          <w:b/>
+          <w:color w:val="1F4E79"/>
+          <w:sz w:val="21"/>
+        </w:rPr>
+        <w:t xml:space="preserve"> 11</w:t>
       </w:r>
     </w:p>
     <w:tbl>
@@ -894,8 +1983,17 @@
                 <w:rFonts w:ascii="Noto Sans Mono CJK KR" w:eastAsia="Noto Sans Mono CJK KR" w:hAnsi="Noto Sans Mono CJK KR"/>
                 <w:sz w:val="18"/>
               </w:rPr>
-              <w:t>FROM T1</w:t>
-            </w:r>
+              <w:t xml:space="preserve">FROM </w:t>
+            </w:r>
+            <w:proofErr w:type="spellStart"/>
+            <w:r>
+              <w:rPr>
+                <w:rFonts w:ascii="Noto Sans Mono CJK KR" w:eastAsia="Noto Sans Mono CJK KR" w:hAnsi="Noto Sans Mono CJK KR"/>
+                <w:sz w:val="18"/>
+              </w:rPr>
+              <w:t>T1</w:t>
+            </w:r>
+            <w:proofErr w:type="spellEnd"/>
             <w:r>
               <w:br/>
             </w:r>
@@ -924,8 +2022,17 @@
                 <w:rFonts w:ascii="Noto Sans Mono CJK KR" w:eastAsia="Noto Sans Mono CJK KR" w:hAnsi="Noto Sans Mono CJK KR"/>
                 <w:sz w:val="18"/>
               </w:rPr>
-              <w:t>FROM T2</w:t>
-            </w:r>
+              <w:t xml:space="preserve">FROM </w:t>
+            </w:r>
+            <w:proofErr w:type="spellStart"/>
+            <w:r>
+              <w:rPr>
+                <w:rFonts w:ascii="Noto Sans Mono CJK KR" w:eastAsia="Noto Sans Mono CJK KR" w:hAnsi="Noto Sans Mono CJK KR"/>
+                <w:sz w:val="18"/>
+              </w:rPr>
+              <w:t>T2</w:t>
+            </w:r>
+            <w:proofErr w:type="spellEnd"/>
             <w:r>
               <w:br/>
             </w:r>
@@ -934,7 +2041,23 @@
                 <w:rFonts w:ascii="Noto Sans Mono CJK KR" w:eastAsia="Noto Sans Mono CJK KR" w:hAnsi="Noto Sans Mono CJK KR"/>
                 <w:sz w:val="18"/>
               </w:rPr>
-              <w:t>ORDER BY A DESC;</w:t>
+              <w:t xml:space="preserve">ORDER BY A </w:t>
+            </w:r>
+            <w:proofErr w:type="spellStart"/>
+            <w:r>
+              <w:rPr>
+                <w:rFonts w:ascii="Noto Sans Mono CJK KR" w:eastAsia="Noto Sans Mono CJK KR" w:hAnsi="Noto Sans Mono CJK KR"/>
+                <w:sz w:val="18"/>
+              </w:rPr>
+              <w:t>DESC</w:t>
+            </w:r>
+            <w:proofErr w:type="spellEnd"/>
+            <w:r>
+              <w:rPr>
+                <w:rFonts w:ascii="Noto Sans Mono CJK KR" w:eastAsia="Noto Sans Mono CJK KR" w:hAnsi="Noto Sans Mono CJK KR"/>
+                <w:sz w:val="18"/>
+              </w:rPr>
+              <w:t>;</w:t>
             </w:r>
           </w:p>
         </w:tc>
@@ -944,13 +2067,23 @@
       <w:pPr>
         <w:spacing w:before="120" w:after="40"/>
       </w:pPr>
+      <w:proofErr w:type="spellStart"/>
       <w:r>
         <w:rPr>
           <w:b/>
           <w:color w:val="1F4E79"/>
           <w:sz w:val="21"/>
         </w:rPr>
-        <w:t>문제 12</w:t>
+        <w:t>문제</w:t>
+      </w:r>
+      <w:proofErr w:type="spellEnd"/>
+      <w:r>
+        <w:rPr>
+          <w:b/>
+          <w:color w:val="1F4E79"/>
+          <w:sz w:val="21"/>
+        </w:rPr>
+        <w:t xml:space="preserve"> 12</w:t>
       </w:r>
     </w:p>
     <w:tbl>
@@ -992,13 +2125,23 @@
       <w:pPr>
         <w:spacing w:before="120" w:after="40"/>
       </w:pPr>
+      <w:proofErr w:type="spellStart"/>
       <w:r>
         <w:rPr>
           <w:b/>
           <w:color w:val="1F4E79"/>
           <w:sz w:val="21"/>
         </w:rPr>
-        <w:t>문제 14</w:t>
+        <w:t>문제</w:t>
+      </w:r>
+      <w:proofErr w:type="spellEnd"/>
+      <w:r>
+        <w:rPr>
+          <w:b/>
+          <w:color w:val="1F4E79"/>
+          <w:sz w:val="21"/>
+        </w:rPr>
+        <w:t xml:space="preserve"> 14</w:t>
       </w:r>
     </w:p>
     <w:tbl>
@@ -1034,8 +2177,33 @@
                 <w:rFonts w:ascii="Noto Sans Mono CJK KR" w:eastAsia="Noto Sans Mono CJK KR" w:hAnsi="Noto Sans Mono CJK KR"/>
                 <w:sz w:val="18"/>
               </w:rPr>
-              <w:t>SELECT DISTINCT COL1, COL2</w:t>
-            </w:r>
+              <w:t xml:space="preserve">SELECT DISTINCT </w:t>
+            </w:r>
+            <w:proofErr w:type="spellStart"/>
+            <w:r>
+              <w:rPr>
+                <w:rFonts w:ascii="Noto Sans Mono CJK KR" w:eastAsia="Noto Sans Mono CJK KR" w:hAnsi="Noto Sans Mono CJK KR"/>
+                <w:sz w:val="18"/>
+              </w:rPr>
+              <w:t>COL1</w:t>
+            </w:r>
+            <w:proofErr w:type="spellEnd"/>
+            <w:r>
+              <w:rPr>
+                <w:rFonts w:ascii="Noto Sans Mono CJK KR" w:eastAsia="Noto Sans Mono CJK KR" w:hAnsi="Noto Sans Mono CJK KR"/>
+                <w:sz w:val="18"/>
+              </w:rPr>
+              <w:t xml:space="preserve">, </w:t>
+            </w:r>
+            <w:proofErr w:type="spellStart"/>
+            <w:r>
+              <w:rPr>
+                <w:rFonts w:ascii="Noto Sans Mono CJK KR" w:eastAsia="Noto Sans Mono CJK KR" w:hAnsi="Noto Sans Mono CJK KR"/>
+                <w:sz w:val="18"/>
+              </w:rPr>
+              <w:t>COL2</w:t>
+            </w:r>
+            <w:proofErr w:type="spellEnd"/>
             <w:r>
               <w:br/>
             </w:r>
@@ -1044,8 +2212,17 @@
                 <w:rFonts w:ascii="Noto Sans Mono CJK KR" w:eastAsia="Noto Sans Mono CJK KR" w:hAnsi="Noto Sans Mono CJK KR"/>
                 <w:sz w:val="18"/>
               </w:rPr>
-              <w:t>FROM Table_A</w:t>
-            </w:r>
+              <w:t xml:space="preserve">FROM </w:t>
+            </w:r>
+            <w:proofErr w:type="spellStart"/>
+            <w:r>
+              <w:rPr>
+                <w:rFonts w:ascii="Noto Sans Mono CJK KR" w:eastAsia="Noto Sans Mono CJK KR" w:hAnsi="Noto Sans Mono CJK KR"/>
+                <w:sz w:val="18"/>
+              </w:rPr>
+              <w:t>Table_A</w:t>
+            </w:r>
+            <w:proofErr w:type="spellEnd"/>
             <w:r>
               <w:br/>
             </w:r>
@@ -1064,8 +2241,33 @@
                 <w:rFonts w:ascii="Noto Sans Mono CJK KR" w:eastAsia="Noto Sans Mono CJK KR" w:hAnsi="Noto Sans Mono CJK KR"/>
                 <w:sz w:val="18"/>
               </w:rPr>
-              <w:t>SELECT COL1, COL2</w:t>
-            </w:r>
+              <w:t xml:space="preserve">SELECT </w:t>
+            </w:r>
+            <w:proofErr w:type="spellStart"/>
+            <w:r>
+              <w:rPr>
+                <w:rFonts w:ascii="Noto Sans Mono CJK KR" w:eastAsia="Noto Sans Mono CJK KR" w:hAnsi="Noto Sans Mono CJK KR"/>
+                <w:sz w:val="18"/>
+              </w:rPr>
+              <w:t>COL1</w:t>
+            </w:r>
+            <w:proofErr w:type="spellEnd"/>
+            <w:r>
+              <w:rPr>
+                <w:rFonts w:ascii="Noto Sans Mono CJK KR" w:eastAsia="Noto Sans Mono CJK KR" w:hAnsi="Noto Sans Mono CJK KR"/>
+                <w:sz w:val="18"/>
+              </w:rPr>
+              <w:t xml:space="preserve">, </w:t>
+            </w:r>
+            <w:proofErr w:type="spellStart"/>
+            <w:r>
+              <w:rPr>
+                <w:rFonts w:ascii="Noto Sans Mono CJK KR" w:eastAsia="Noto Sans Mono CJK KR" w:hAnsi="Noto Sans Mono CJK KR"/>
+                <w:sz w:val="18"/>
+              </w:rPr>
+              <w:t>COL2</w:t>
+            </w:r>
+            <w:proofErr w:type="spellEnd"/>
             <w:r>
               <w:br/>
             </w:r>
@@ -1074,8 +2276,17 @@
                 <w:rFonts w:ascii="Noto Sans Mono CJK KR" w:eastAsia="Noto Sans Mono CJK KR" w:hAnsi="Noto Sans Mono CJK KR"/>
                 <w:sz w:val="18"/>
               </w:rPr>
-              <w:t>FROM Table_B</w:t>
-            </w:r>
+              <w:t xml:space="preserve">FROM </w:t>
+            </w:r>
+            <w:proofErr w:type="spellStart"/>
+            <w:r>
+              <w:rPr>
+                <w:rFonts w:ascii="Noto Sans Mono CJK KR" w:eastAsia="Noto Sans Mono CJK KR" w:hAnsi="Noto Sans Mono CJK KR"/>
+                <w:sz w:val="18"/>
+              </w:rPr>
+              <w:t>Table_B</w:t>
+            </w:r>
+            <w:proofErr w:type="spellEnd"/>
             <w:r>
               <w:br/>
             </w:r>
@@ -1084,7 +2295,39 @@
                 <w:rFonts w:ascii="Noto Sans Mono CJK KR" w:eastAsia="Noto Sans Mono CJK KR" w:hAnsi="Noto Sans Mono CJK KR"/>
                 <w:sz w:val="18"/>
               </w:rPr>
-              <w:t>ORDER BY COL2 DESC;</w:t>
+              <w:t xml:space="preserve">ORDER BY </w:t>
+            </w:r>
+            <w:proofErr w:type="spellStart"/>
+            <w:r>
+              <w:rPr>
+                <w:rFonts w:ascii="Noto Sans Mono CJK KR" w:eastAsia="Noto Sans Mono CJK KR" w:hAnsi="Noto Sans Mono CJK KR"/>
+                <w:sz w:val="18"/>
+              </w:rPr>
+              <w:t>COL2</w:t>
+            </w:r>
+            <w:proofErr w:type="spellEnd"/>
+            <w:r>
+              <w:rPr>
+                <w:rFonts w:ascii="Noto Sans Mono CJK KR" w:eastAsia="Noto Sans Mono CJK KR" w:hAnsi="Noto Sans Mono CJK KR"/>
+                <w:sz w:val="18"/>
+              </w:rPr>
+              <w:t xml:space="preserve"> </w:t>
+            </w:r>
+            <w:proofErr w:type="spellStart"/>
+            <w:r>
+              <w:rPr>
+                <w:rFonts w:ascii="Noto Sans Mono CJK KR" w:eastAsia="Noto Sans Mono CJK KR" w:hAnsi="Noto Sans Mono CJK KR"/>
+                <w:sz w:val="18"/>
+              </w:rPr>
+              <w:t>DESC</w:t>
+            </w:r>
+            <w:proofErr w:type="spellEnd"/>
+            <w:r>
+              <w:rPr>
+                <w:rFonts w:ascii="Noto Sans Mono CJK KR" w:eastAsia="Noto Sans Mono CJK KR" w:hAnsi="Noto Sans Mono CJK KR"/>
+                <w:sz w:val="18"/>
+              </w:rPr>
+              <w:t>;</w:t>
             </w:r>
             <w:r>
               <w:br/>
@@ -1097,7 +2340,39 @@
                 <w:rFonts w:ascii="Noto Sans Mono CJK KR" w:eastAsia="Noto Sans Mono CJK KR" w:hAnsi="Noto Sans Mono CJK KR"/>
                 <w:sz w:val="18"/>
               </w:rPr>
-              <w:t>-- 출력 순서: (1, 5), (1, 4), (1, 3), (1, 2)</w:t>
+              <w:t xml:space="preserve">-- </w:t>
+            </w:r>
+            <w:proofErr w:type="spellStart"/>
+            <w:r>
+              <w:rPr>
+                <w:rFonts w:ascii="Noto Sans Mono CJK KR" w:eastAsia="Noto Sans Mono CJK KR" w:hAnsi="Noto Sans Mono CJK KR"/>
+                <w:sz w:val="18"/>
+              </w:rPr>
+              <w:t>출력</w:t>
+            </w:r>
+            <w:proofErr w:type="spellEnd"/>
+            <w:r>
+              <w:rPr>
+                <w:rFonts w:ascii="Noto Sans Mono CJK KR" w:eastAsia="Noto Sans Mono CJK KR" w:hAnsi="Noto Sans Mono CJK KR"/>
+                <w:sz w:val="18"/>
+              </w:rPr>
+              <w:t xml:space="preserve"> </w:t>
+            </w:r>
+            <w:proofErr w:type="spellStart"/>
+            <w:r>
+              <w:rPr>
+                <w:rFonts w:ascii="Noto Sans Mono CJK KR" w:eastAsia="Noto Sans Mono CJK KR" w:hAnsi="Noto Sans Mono CJK KR"/>
+                <w:sz w:val="18"/>
+              </w:rPr>
+              <w:t>순서</w:t>
+            </w:r>
+            <w:proofErr w:type="spellEnd"/>
+            <w:r>
+              <w:rPr>
+                <w:rFonts w:ascii="Noto Sans Mono CJK KR" w:eastAsia="Noto Sans Mono CJK KR" w:hAnsi="Noto Sans Mono CJK KR"/>
+                <w:sz w:val="18"/>
+              </w:rPr>
+              <w:t>: (1, 5), (1, 4), (1, 3), (1, 2)</w:t>
             </w:r>
           </w:p>
         </w:tc>
@@ -1121,7 +2396,33 @@
           <w:lang w:eastAsia="ko-KR"/>
         </w:rPr>
         <w:lastRenderedPageBreak/>
-        <w:t>3. 조인, 서브쿼리, LIKE</w:t>
+        <w:t xml:space="preserve">3. </w:t>
+      </w:r>
+      <w:r>
+        <w:rPr>
+          <w:lang w:eastAsia="ko-KR"/>
+        </w:rPr>
+        <w:t>조인</w:t>
+      </w:r>
+      <w:r>
+        <w:rPr>
+          <w:lang w:eastAsia="ko-KR"/>
+        </w:rPr>
+        <w:t xml:space="preserve">, </w:t>
+      </w:r>
+      <w:proofErr w:type="spellStart"/>
+      <w:r>
+        <w:rPr>
+          <w:lang w:eastAsia="ko-KR"/>
+        </w:rPr>
+        <w:t>서브쿼리</w:t>
+      </w:r>
+      <w:proofErr w:type="spellEnd"/>
+      <w:r>
+        <w:rPr>
+          <w:lang w:eastAsia="ko-KR"/>
+        </w:rPr>
+        <w:t>, LIKE</w:t>
       </w:r>
     </w:p>
     <w:p>
@@ -1138,7 +2439,16 @@
           <w:sz w:val="21"/>
           <w:lang w:eastAsia="ko-KR"/>
         </w:rPr>
-        <w:t>문제 15</w:t>
+        <w:t>문제</w:t>
+      </w:r>
+      <w:r>
+        <w:rPr>
+          <w:b/>
+          <w:color w:val="1F4E79"/>
+          <w:sz w:val="21"/>
+          <w:lang w:eastAsia="ko-KR"/>
+        </w:rPr>
+        <w:t xml:space="preserve"> 15</w:t>
       </w:r>
     </w:p>
     <w:tbl>
@@ -1174,8 +2484,47 @@
                 <w:rFonts w:ascii="Noto Sans Mono CJK KR" w:eastAsia="Noto Sans Mono CJK KR" w:hAnsi="Noto Sans Mono CJK KR"/>
                 <w:sz w:val="18"/>
               </w:rPr>
-              <w:t>SELECT 직원.EMP_NAME, 급여.EMP_SAL</w:t>
-            </w:r>
+              <w:t xml:space="preserve">SELECT </w:t>
+            </w:r>
+            <w:proofErr w:type="spellStart"/>
+            <w:r>
+              <w:rPr>
+                <w:rFonts w:ascii="Noto Sans Mono CJK KR" w:eastAsia="Noto Sans Mono CJK KR" w:hAnsi="Noto Sans Mono CJK KR"/>
+                <w:sz w:val="18"/>
+              </w:rPr>
+              <w:t>직원</w:t>
+            </w:r>
+            <w:r>
+              <w:rPr>
+                <w:rFonts w:ascii="Noto Sans Mono CJK KR" w:eastAsia="Noto Sans Mono CJK KR" w:hAnsi="Noto Sans Mono CJK KR"/>
+                <w:sz w:val="18"/>
+              </w:rPr>
+              <w:t>.EMP_NAME</w:t>
+            </w:r>
+            <w:proofErr w:type="spellEnd"/>
+            <w:r>
+              <w:rPr>
+                <w:rFonts w:ascii="Noto Sans Mono CJK KR" w:eastAsia="Noto Sans Mono CJK KR" w:hAnsi="Noto Sans Mono CJK KR"/>
+                <w:sz w:val="18"/>
+              </w:rPr>
+              <w:t xml:space="preserve">, </w:t>
+            </w:r>
+            <w:proofErr w:type="spellStart"/>
+            <w:r>
+              <w:rPr>
+                <w:rFonts w:ascii="Noto Sans Mono CJK KR" w:eastAsia="Noto Sans Mono CJK KR" w:hAnsi="Noto Sans Mono CJK KR"/>
+                <w:sz w:val="18"/>
+              </w:rPr>
+              <w:t>급여</w:t>
+            </w:r>
+            <w:r>
+              <w:rPr>
+                <w:rFonts w:ascii="Noto Sans Mono CJK KR" w:eastAsia="Noto Sans Mono CJK KR" w:hAnsi="Noto Sans Mono CJK KR"/>
+                <w:sz w:val="18"/>
+              </w:rPr>
+              <w:t>.EMP_SAL</w:t>
+            </w:r>
+            <w:proofErr w:type="spellEnd"/>
             <w:r>
               <w:br/>
             </w:r>
@@ -1184,8 +2533,17 @@
                 <w:rFonts w:ascii="Noto Sans Mono CJK KR" w:eastAsia="Noto Sans Mono CJK KR" w:hAnsi="Noto Sans Mono CJK KR"/>
                 <w:sz w:val="18"/>
               </w:rPr>
-              <w:t>FROM 직원</w:t>
-            </w:r>
+              <w:t xml:space="preserve">FROM </w:t>
+            </w:r>
+            <w:proofErr w:type="spellStart"/>
+            <w:r>
+              <w:rPr>
+                <w:rFonts w:ascii="Noto Sans Mono CJK KR" w:eastAsia="Noto Sans Mono CJK KR" w:hAnsi="Noto Sans Mono CJK KR"/>
+                <w:sz w:val="18"/>
+              </w:rPr>
+              <w:t>직원</w:t>
+            </w:r>
+            <w:proofErr w:type="spellEnd"/>
             <w:r>
               <w:br/>
             </w:r>
@@ -1194,8 +2552,63 @@
                 <w:rFonts w:ascii="Noto Sans Mono CJK KR" w:eastAsia="Noto Sans Mono CJK KR" w:hAnsi="Noto Sans Mono CJK KR"/>
                 <w:sz w:val="18"/>
               </w:rPr>
-              <w:t>JOIN 급여 ON 직원.EMP_NO = 급여.EMP_NO</w:t>
-            </w:r>
+              <w:t xml:space="preserve">JOIN </w:t>
+            </w:r>
+            <w:proofErr w:type="spellStart"/>
+            <w:r>
+              <w:rPr>
+                <w:rFonts w:ascii="Noto Sans Mono CJK KR" w:eastAsia="Noto Sans Mono CJK KR" w:hAnsi="Noto Sans Mono CJK KR"/>
+                <w:sz w:val="18"/>
+              </w:rPr>
+              <w:t>급여</w:t>
+            </w:r>
+            <w:proofErr w:type="spellEnd"/>
+            <w:r>
+              <w:rPr>
+                <w:rFonts w:ascii="Noto Sans Mono CJK KR" w:eastAsia="Noto Sans Mono CJK KR" w:hAnsi="Noto Sans Mono CJK KR"/>
+                <w:sz w:val="18"/>
+              </w:rPr>
+              <w:t xml:space="preserve"> ON </w:t>
+            </w:r>
+            <w:proofErr w:type="spellStart"/>
+            <w:r>
+              <w:rPr>
+                <w:rFonts w:ascii="Noto Sans Mono CJK KR" w:eastAsia="Noto Sans Mono CJK KR" w:hAnsi="Noto Sans Mono CJK KR"/>
+                <w:sz w:val="18"/>
+              </w:rPr>
+              <w:t>직원</w:t>
+            </w:r>
+            <w:r>
+              <w:rPr>
+                <w:rFonts w:ascii="Noto Sans Mono CJK KR" w:eastAsia="Noto Sans Mono CJK KR" w:hAnsi="Noto Sans Mono CJK KR"/>
+                <w:sz w:val="18"/>
+              </w:rPr>
+              <w:t>.EMP_NO</w:t>
+            </w:r>
+            <w:proofErr w:type="spellEnd"/>
+            <w:r>
+              <w:rPr>
+                <w:rFonts w:ascii="Noto Sans Mono CJK KR" w:eastAsia="Noto Sans Mono CJK KR" w:hAnsi="Noto Sans Mono CJK KR"/>
+                <w:sz w:val="18"/>
+              </w:rPr>
+              <w:t xml:space="preserve"> = </w:t>
+            </w:r>
+            <w:proofErr w:type="spellStart"/>
+            <w:r>
+              <w:rPr>
+                <w:rFonts w:ascii="Noto Sans Mono CJK KR" w:eastAsia="Noto Sans Mono CJK KR" w:hAnsi="Noto Sans Mono CJK KR"/>
+                <w:sz w:val="18"/>
+              </w:rPr>
+              <w:t>급여</w:t>
+            </w:r>
+            <w:r>
+              <w:rPr>
+                <w:rFonts w:ascii="Noto Sans Mono CJK KR" w:eastAsia="Noto Sans Mono CJK KR" w:hAnsi="Noto Sans Mono CJK KR"/>
+                <w:sz w:val="18"/>
+              </w:rPr>
+              <w:t>.EMP_NO</w:t>
+            </w:r>
+            <w:proofErr w:type="spellEnd"/>
             <w:r>
               <w:br/>
             </w:r>
@@ -1204,7 +2617,30 @@
                 <w:rFonts w:ascii="Noto Sans Mono CJK KR" w:eastAsia="Noto Sans Mono CJK KR" w:hAnsi="Noto Sans Mono CJK KR"/>
                 <w:sz w:val="18"/>
               </w:rPr>
-              <w:t>WHERE 급여.EMP_SAL &gt;= 3000;</w:t>
+              <w:t xml:space="preserve">WHERE </w:t>
+            </w:r>
+            <w:proofErr w:type="spellStart"/>
+            <w:r>
+              <w:rPr>
+                <w:rFonts w:ascii="Noto Sans Mono CJK KR" w:eastAsia="Noto Sans Mono CJK KR" w:hAnsi="Noto Sans Mono CJK KR"/>
+                <w:sz w:val="18"/>
+              </w:rPr>
+              <w:t>급여</w:t>
+            </w:r>
+            <w:r>
+              <w:rPr>
+                <w:rFonts w:ascii="Noto Sans Mono CJK KR" w:eastAsia="Noto Sans Mono CJK KR" w:hAnsi="Noto Sans Mono CJK KR"/>
+                <w:sz w:val="18"/>
+              </w:rPr>
+              <w:t>.EMP_SAL</w:t>
+            </w:r>
+            <w:proofErr w:type="spellEnd"/>
+            <w:r>
+              <w:rPr>
+                <w:rFonts w:ascii="Noto Sans Mono CJK KR" w:eastAsia="Noto Sans Mono CJK KR" w:hAnsi="Noto Sans Mono CJK KR"/>
+                <w:sz w:val="18"/>
+              </w:rPr>
+              <w:t xml:space="preserve"> &gt;= 3000;</w:t>
             </w:r>
           </w:p>
         </w:tc>
@@ -1214,13 +2650,23 @@
       <w:pPr>
         <w:spacing w:before="120" w:after="40"/>
       </w:pPr>
+      <w:proofErr w:type="spellStart"/>
       <w:r>
         <w:rPr>
           <w:b/>
           <w:color w:val="1F4E79"/>
           <w:sz w:val="21"/>
         </w:rPr>
-        <w:t>문제 16</w:t>
+        <w:t>문제</w:t>
+      </w:r>
+      <w:proofErr w:type="spellEnd"/>
+      <w:r>
+        <w:rPr>
+          <w:b/>
+          <w:color w:val="1F4E79"/>
+          <w:sz w:val="21"/>
+        </w:rPr>
+        <w:t xml:space="preserve"> 16</w:t>
       </w:r>
     </w:p>
     <w:tbl>
@@ -1251,9 +2697,19 @@
             <w:pPr>
               <w:spacing w:before="40" w:after="40"/>
             </w:pPr>
-            <w:r>
-              <w:t>이재후, 홍찬종</w:t>
-            </w:r>
+            <w:proofErr w:type="spellStart"/>
+            <w:r>
+              <w:t>이재후</w:t>
+            </w:r>
+            <w:proofErr w:type="spellEnd"/>
+            <w:r>
+              <w:t xml:space="preserve">, </w:t>
+            </w:r>
+            <w:proofErr w:type="spellStart"/>
+            <w:r>
+              <w:t>홍찬종</w:t>
+            </w:r>
+            <w:proofErr w:type="spellEnd"/>
           </w:p>
         </w:tc>
       </w:tr>
@@ -1262,13 +2718,23 @@
       <w:pPr>
         <w:spacing w:before="120" w:after="40"/>
       </w:pPr>
+      <w:proofErr w:type="spellStart"/>
       <w:r>
         <w:rPr>
           <w:b/>
           <w:color w:val="1F4E79"/>
           <w:sz w:val="21"/>
         </w:rPr>
-        <w:t>문제 17</w:t>
+        <w:t>문제</w:t>
+      </w:r>
+      <w:proofErr w:type="spellEnd"/>
+      <w:r>
+        <w:rPr>
+          <w:b/>
+          <w:color w:val="1F4E79"/>
+          <w:sz w:val="21"/>
+        </w:rPr>
+        <w:t xml:space="preserve"> 17</w:t>
       </w:r>
     </w:p>
     <w:tbl>
@@ -1304,7 +2770,14 @@
                 <w:rFonts w:ascii="Noto Sans Mono CJK KR" w:eastAsia="Noto Sans Mono CJK KR" w:hAnsi="Noto Sans Mono CJK KR"/>
                 <w:sz w:val="18"/>
               </w:rPr>
-              <w:t>SELECT COUNT(*)</w:t>
+              <w:t>S</w:t>
+            </w:r>
+            <w:r>
+              <w:rPr>
+                <w:rFonts w:ascii="Noto Sans Mono CJK KR" w:eastAsia="Noto Sans Mono CJK KR" w:hAnsi="Noto Sans Mono CJK KR"/>
+                <w:sz w:val="18"/>
+              </w:rPr>
+              <w:t>ELECT COUNT(*)</w:t>
             </w:r>
             <w:r>
               <w:br/>
@@ -1314,8 +2787,17 @@
                 <w:rFonts w:ascii="Noto Sans Mono CJK KR" w:eastAsia="Noto Sans Mono CJK KR" w:hAnsi="Noto Sans Mono CJK KR"/>
                 <w:sz w:val="18"/>
               </w:rPr>
-              <w:t>FROM T1</w:t>
-            </w:r>
+              <w:t xml:space="preserve">FROM </w:t>
+            </w:r>
+            <w:proofErr w:type="spellStart"/>
+            <w:r>
+              <w:rPr>
+                <w:rFonts w:ascii="Noto Sans Mono CJK KR" w:eastAsia="Noto Sans Mono CJK KR" w:hAnsi="Noto Sans Mono CJK KR"/>
+                <w:sz w:val="18"/>
+              </w:rPr>
+              <w:t>T1</w:t>
+            </w:r>
+            <w:proofErr w:type="spellEnd"/>
             <w:r>
               <w:br/>
             </w:r>
@@ -1324,8 +2806,17 @@
                 <w:rFonts w:ascii="Noto Sans Mono CJK KR" w:eastAsia="Noto Sans Mono CJK KR" w:hAnsi="Noto Sans Mono CJK KR"/>
                 <w:sz w:val="18"/>
               </w:rPr>
-              <w:t>CROSS JOIN T2</w:t>
-            </w:r>
+              <w:t xml:space="preserve">CROSS JOIN </w:t>
+            </w:r>
+            <w:proofErr w:type="spellStart"/>
+            <w:r>
+              <w:rPr>
+                <w:rFonts w:ascii="Noto Sans Mono CJK KR" w:eastAsia="Noto Sans Mono CJK KR" w:hAnsi="Noto Sans Mono CJK KR"/>
+                <w:sz w:val="18"/>
+              </w:rPr>
+              <w:t>T2</w:t>
+            </w:r>
+            <w:proofErr w:type="spellEnd"/>
             <w:r>
               <w:br/>
             </w:r>
@@ -1334,7 +2825,39 @@
                 <w:rFonts w:ascii="Noto Sans Mono CJK KR" w:eastAsia="Noto Sans Mono CJK KR" w:hAnsi="Noto Sans Mono CJK KR"/>
                 <w:sz w:val="18"/>
               </w:rPr>
-              <w:t>WHERE T1.NAME LIKE T2.RULE;</w:t>
+              <w:t xml:space="preserve">WHERE </w:t>
+            </w:r>
+            <w:proofErr w:type="spellStart"/>
+            <w:r>
+              <w:rPr>
+                <w:rFonts w:ascii="Noto Sans Mono CJK KR" w:eastAsia="Noto Sans Mono CJK KR" w:hAnsi="Noto Sans Mono CJK KR"/>
+                <w:sz w:val="18"/>
+              </w:rPr>
+              <w:t>T1.NAME</w:t>
+            </w:r>
+            <w:proofErr w:type="spellEnd"/>
+            <w:r>
+              <w:rPr>
+                <w:rFonts w:ascii="Noto Sans Mono CJK KR" w:eastAsia="Noto Sans Mono CJK KR" w:hAnsi="Noto Sans Mono CJK KR"/>
+                <w:sz w:val="18"/>
+              </w:rPr>
+              <w:t xml:space="preserve"> LIKE </w:t>
+            </w:r>
+            <w:proofErr w:type="spellStart"/>
+            <w:r>
+              <w:rPr>
+                <w:rFonts w:ascii="Noto Sans Mono CJK KR" w:eastAsia="Noto Sans Mono CJK KR" w:hAnsi="Noto Sans Mono CJK KR"/>
+                <w:sz w:val="18"/>
+              </w:rPr>
+              <w:t>T2.RULE</w:t>
+            </w:r>
+            <w:proofErr w:type="spellEnd"/>
+            <w:r>
+              <w:rPr>
+                <w:rFonts w:ascii="Noto Sans Mono CJK KR" w:eastAsia="Noto Sans Mono CJK KR" w:hAnsi="Noto Sans Mono CJK KR"/>
+                <w:sz w:val="18"/>
+              </w:rPr>
+              <w:t>;</w:t>
             </w:r>
           </w:p>
         </w:tc>
@@ -1344,13 +2867,23 @@
       <w:pPr>
         <w:spacing w:before="120" w:after="40"/>
       </w:pPr>
+      <w:proofErr w:type="spellStart"/>
       <w:r>
         <w:rPr>
           <w:b/>
           <w:color w:val="1F4E79"/>
           <w:sz w:val="21"/>
         </w:rPr>
-        <w:t>문제 18</w:t>
+        <w:t>문제</w:t>
+      </w:r>
+      <w:proofErr w:type="spellEnd"/>
+      <w:r>
+        <w:rPr>
+          <w:b/>
+          <w:color w:val="1F4E79"/>
+          <w:sz w:val="21"/>
+        </w:rPr>
+        <w:t xml:space="preserve"> 18</w:t>
       </w:r>
     </w:p>
     <w:tbl>
@@ -1390,12 +2923,20 @@
                 <w:sz w:val="18"/>
                 <w:lang w:eastAsia="ko-KR"/>
               </w:rPr>
-              <w:t>결과값: 4</w:t>
-            </w:r>
-            <w:r>
-              <w:rPr>
+              <w:t>결과값</w:t>
+            </w:r>
+            <w:r>
+              <w:rPr>
+                <w:rFonts w:ascii="Noto Sans Mono CJK KR" w:eastAsia="Noto Sans Mono CJK KR" w:hAnsi="Noto Sans Mono CJK KR"/>
+                <w:sz w:val="18"/>
                 <w:lang w:eastAsia="ko-KR"/>
               </w:rPr>
+              <w:t>: 4</w:t>
+            </w:r>
+            <w:r>
+              <w:rPr>
+                <w:lang w:eastAsia="ko-KR"/>
+              </w:rPr>
               <w:br/>
             </w:r>
             <w:r>
@@ -1410,12 +2951,76 @@
                 <w:sz w:val="18"/>
                 <w:lang w:eastAsia="ko-KR"/>
               </w:rPr>
-              <w:t>s%: s로 시작하는 문자열 패턴입니다.</w:t>
-            </w:r>
-            <w:r>
-              <w:rPr>
+              <w:t>s%: s</w:t>
+            </w:r>
+            <w:r>
+              <w:rPr>
+                <w:rFonts w:ascii="Noto Sans Mono CJK KR" w:eastAsia="Noto Sans Mono CJK KR" w:hAnsi="Noto Sans Mono CJK KR"/>
+                <w:sz w:val="18"/>
                 <w:lang w:eastAsia="ko-KR"/>
               </w:rPr>
+              <w:t>로</w:t>
+            </w:r>
+            <w:r>
+              <w:rPr>
+                <w:rFonts w:ascii="Noto Sans Mono CJK KR" w:eastAsia="Noto Sans Mono CJK KR" w:hAnsi="Noto Sans Mono CJK KR"/>
+                <w:sz w:val="18"/>
+                <w:lang w:eastAsia="ko-KR"/>
+              </w:rPr>
+              <w:t xml:space="preserve"> </w:t>
+            </w:r>
+            <w:r>
+              <w:rPr>
+                <w:rFonts w:ascii="Noto Sans Mono CJK KR" w:eastAsia="Noto Sans Mono CJK KR" w:hAnsi="Noto Sans Mono CJK KR"/>
+                <w:sz w:val="18"/>
+                <w:lang w:eastAsia="ko-KR"/>
+              </w:rPr>
+              <w:t>시작하는</w:t>
+            </w:r>
+            <w:r>
+              <w:rPr>
+                <w:rFonts w:ascii="Noto Sans Mono CJK KR" w:eastAsia="Noto Sans Mono CJK KR" w:hAnsi="Noto Sans Mono CJK KR"/>
+                <w:sz w:val="18"/>
+                <w:lang w:eastAsia="ko-KR"/>
+              </w:rPr>
+              <w:t xml:space="preserve"> </w:t>
+            </w:r>
+            <w:r>
+              <w:rPr>
+                <w:rFonts w:ascii="Noto Sans Mono CJK KR" w:eastAsia="Noto Sans Mono CJK KR" w:hAnsi="Noto Sans Mono CJK KR"/>
+                <w:sz w:val="18"/>
+                <w:lang w:eastAsia="ko-KR"/>
+              </w:rPr>
+              <w:t>문자열</w:t>
+            </w:r>
+            <w:r>
+              <w:rPr>
+                <w:rFonts w:ascii="Noto Sans Mono CJK KR" w:eastAsia="Noto Sans Mono CJK KR" w:hAnsi="Noto Sans Mono CJK KR"/>
+                <w:sz w:val="18"/>
+                <w:lang w:eastAsia="ko-KR"/>
+              </w:rPr>
+              <w:t xml:space="preserve"> </w:t>
+            </w:r>
+            <w:r>
+              <w:rPr>
+                <w:rFonts w:ascii="Noto Sans Mono CJK KR" w:eastAsia="Noto Sans Mono CJK KR" w:hAnsi="Noto Sans Mono CJK KR"/>
+                <w:sz w:val="18"/>
+                <w:lang w:eastAsia="ko-KR"/>
+              </w:rPr>
+              <w:t>패턴입니다</w:t>
+            </w:r>
+            <w:r>
+              <w:rPr>
+                <w:rFonts w:ascii="Noto Sans Mono CJK KR" w:eastAsia="Noto Sans Mono CJK KR" w:hAnsi="Noto Sans Mono CJK KR"/>
+                <w:sz w:val="18"/>
+                <w:lang w:eastAsia="ko-KR"/>
+              </w:rPr>
+              <w:t>.</w:t>
+            </w:r>
+            <w:r>
+              <w:rPr>
+                <w:lang w:eastAsia="ko-KR"/>
+              </w:rPr>
               <w:br/>
             </w:r>
             <w:r>
@@ -1424,7 +3029,87 @@
                 <w:sz w:val="18"/>
                 <w:lang w:eastAsia="ko-KR"/>
               </w:rPr>
-              <w:t>%t%: 문자열 안에 t가 포함되는 패턴입니다.</w:t>
+              <w:t xml:space="preserve">%t%: </w:t>
+            </w:r>
+            <w:r>
+              <w:rPr>
+                <w:rFonts w:ascii="Noto Sans Mono CJK KR" w:eastAsia="Noto Sans Mono CJK KR" w:hAnsi="Noto Sans Mono CJK KR"/>
+                <w:sz w:val="18"/>
+                <w:lang w:eastAsia="ko-KR"/>
+              </w:rPr>
+              <w:t>문자열</w:t>
+            </w:r>
+            <w:r>
+              <w:rPr>
+                <w:rFonts w:ascii="Noto Sans Mono CJK KR" w:eastAsia="Noto Sans Mono CJK KR" w:hAnsi="Noto Sans Mono CJK KR"/>
+                <w:sz w:val="18"/>
+                <w:lang w:eastAsia="ko-KR"/>
+              </w:rPr>
+              <w:t xml:space="preserve"> </w:t>
+            </w:r>
+            <w:r>
+              <w:rPr>
+                <w:rFonts w:ascii="Noto Sans Mono CJK KR" w:eastAsia="Noto Sans Mono CJK KR" w:hAnsi="Noto Sans Mono CJK KR"/>
+                <w:sz w:val="18"/>
+                <w:lang w:eastAsia="ko-KR"/>
+              </w:rPr>
+              <w:t>안에</w:t>
+            </w:r>
+            <w:r>
+              <w:rPr>
+                <w:rFonts w:ascii="Noto Sans Mono CJK KR" w:eastAsia="Noto Sans Mono CJK KR" w:hAnsi="Noto Sans Mono CJK KR"/>
+                <w:sz w:val="18"/>
+                <w:lang w:eastAsia="ko-KR"/>
+              </w:rPr>
+              <w:t xml:space="preserve"> t</w:t>
+            </w:r>
+            <w:r>
+              <w:rPr>
+                <w:rFonts w:ascii="Noto Sans Mono CJK KR" w:eastAsia="Noto Sans Mono CJK KR" w:hAnsi="Noto Sans Mono CJK KR"/>
+                <w:sz w:val="18"/>
+                <w:lang w:eastAsia="ko-KR"/>
+              </w:rPr>
+              <w:t>가</w:t>
+            </w:r>
+            <w:r>
+              <w:rPr>
+                <w:rFonts w:ascii="Noto Sans Mono CJK KR" w:eastAsia="Noto Sans Mono CJK KR" w:hAnsi="Noto Sans Mono CJK KR"/>
+                <w:sz w:val="18"/>
+                <w:lang w:eastAsia="ko-KR"/>
+              </w:rPr>
+              <w:t xml:space="preserve"> </w:t>
+            </w:r>
+            <w:r>
+              <w:rPr>
+                <w:rFonts w:ascii="Noto Sans Mono CJK KR" w:eastAsia="Noto Sans Mono CJK KR" w:hAnsi="Noto Sans Mono CJK KR"/>
+                <w:sz w:val="18"/>
+                <w:lang w:eastAsia="ko-KR"/>
+              </w:rPr>
+              <w:t>포함되는</w:t>
+            </w:r>
+            <w:r>
+              <w:rPr>
+                <w:rFonts w:ascii="Noto Sans Mono CJK KR" w:eastAsia="Noto Sans Mono CJK KR" w:hAnsi="Noto Sans Mono CJK KR"/>
+                <w:sz w:val="18"/>
+                <w:lang w:eastAsia="ko-KR"/>
+              </w:rPr>
+              <w:t xml:space="preserve"> </w:t>
+            </w:r>
+            <w:r>
+              <w:rPr>
+                <w:rFonts w:ascii="Noto Sans Mono CJK KR" w:eastAsia="Noto Sans Mono CJK KR" w:hAnsi="Noto Sans Mono CJK KR"/>
+                <w:sz w:val="18"/>
+                <w:lang w:eastAsia="ko-KR"/>
+              </w:rPr>
+              <w:t>패턴입니다</w:t>
+            </w:r>
+            <w:r>
+              <w:rPr>
+                <w:rFonts w:ascii="Noto Sans Mono CJK KR" w:eastAsia="Noto Sans Mono CJK KR" w:hAnsi="Noto Sans Mono CJK KR"/>
+                <w:sz w:val="18"/>
+                <w:lang w:eastAsia="ko-KR"/>
+              </w:rPr>
+              <w:t>.</w:t>
             </w:r>
           </w:p>
         </w:tc>
@@ -1434,13 +3119,23 @@
       <w:pPr>
         <w:spacing w:before="120" w:after="40"/>
       </w:pPr>
+      <w:proofErr w:type="spellStart"/>
       <w:r>
         <w:rPr>
           <w:b/>
           <w:color w:val="1F4E79"/>
           <w:sz w:val="21"/>
         </w:rPr>
-        <w:t>문제 19</w:t>
+        <w:t>문제</w:t>
+      </w:r>
+      <w:proofErr w:type="spellEnd"/>
+      <w:r>
+        <w:rPr>
+          <w:b/>
+          <w:color w:val="1F4E79"/>
+          <w:sz w:val="21"/>
+        </w:rPr>
+        <w:t xml:space="preserve"> 19</w:t>
       </w:r>
     </w:p>
     <w:tbl>
@@ -1486,8 +3181,17 @@
                 <w:rFonts w:ascii="Noto Sans Mono CJK KR" w:eastAsia="Noto Sans Mono CJK KR" w:hAnsi="Noto Sans Mono CJK KR"/>
                 <w:sz w:val="18"/>
               </w:rPr>
-              <w:t>FROM Table1</w:t>
-            </w:r>
+              <w:t xml:space="preserve">FROM </w:t>
+            </w:r>
+            <w:proofErr w:type="spellStart"/>
+            <w:r>
+              <w:rPr>
+                <w:rFonts w:ascii="Noto Sans Mono CJK KR" w:eastAsia="Noto Sans Mono CJK KR" w:hAnsi="Noto Sans Mono CJK KR"/>
+                <w:sz w:val="18"/>
+              </w:rPr>
+              <w:t>Table1</w:t>
+            </w:r>
+            <w:proofErr w:type="spellEnd"/>
             <w:r>
               <w:br/>
             </w:r>
@@ -1516,8 +3220,17 @@
                 <w:rFonts w:ascii="Noto Sans Mono CJK KR" w:eastAsia="Noto Sans Mono CJK KR" w:hAnsi="Noto Sans Mono CJK KR"/>
                 <w:sz w:val="18"/>
               </w:rPr>
-              <w:t xml:space="preserve">    FROM Table2</w:t>
-            </w:r>
+              <w:t xml:space="preserve">    FROM </w:t>
+            </w:r>
+            <w:proofErr w:type="spellStart"/>
+            <w:r>
+              <w:rPr>
+                <w:rFonts w:ascii="Noto Sans Mono CJK KR" w:eastAsia="Noto Sans Mono CJK KR" w:hAnsi="Noto Sans Mono CJK KR"/>
+                <w:sz w:val="18"/>
+              </w:rPr>
+              <w:t>Table2</w:t>
+            </w:r>
+            <w:proofErr w:type="spellEnd"/>
             <w:r>
               <w:br/>
             </w:r>
@@ -1546,13 +3259,23 @@
       <w:pPr>
         <w:spacing w:before="120" w:after="40"/>
       </w:pPr>
+      <w:proofErr w:type="spellStart"/>
       <w:r>
         <w:rPr>
           <w:b/>
           <w:color w:val="1F4E79"/>
           <w:sz w:val="21"/>
         </w:rPr>
-        <w:t>문제 20</w:t>
+        <w:t>문제</w:t>
+      </w:r>
+      <w:proofErr w:type="spellEnd"/>
+      <w:r>
+        <w:rPr>
+          <w:b/>
+          <w:color w:val="1F4E79"/>
+          <w:sz w:val="21"/>
+        </w:rPr>
+        <w:t xml:space="preserve"> 20</w:t>
       </w:r>
     </w:p>
     <w:tbl>
@@ -1602,28 +3325,104 @@
       </w:pPr>
       <w:r>
         <w:lastRenderedPageBreak/>
-        <w:t>4. GROUP BY, HAVING, 실행 순서</w:t>
+        <w:t>4. GROUP BY, HAVING,</w:t>
       </w:r>
+      <w:r>
+        <w:t xml:space="preserve"> </w:t>
+      </w:r>
+      <w:proofErr w:type="spellStart"/>
+      <w:r>
+        <w:t>실행</w:t>
+      </w:r>
+      <w:proofErr w:type="spellEnd"/>
+      <w:r>
+        <w:t xml:space="preserve"> </w:t>
+      </w:r>
+      <w:proofErr w:type="spellStart"/>
+      <w:r>
+        <w:t>순서</w:t>
+      </w:r>
+      <w:proofErr w:type="spellEnd"/>
     </w:p>
     <w:p>
       <w:pPr>
         <w:spacing w:before="120" w:after="40"/>
       </w:pPr>
+      <w:proofErr w:type="spellStart"/>
       <w:r>
         <w:rPr>
           <w:b/>
           <w:color w:val="1F4E79"/>
           <w:sz w:val="21"/>
         </w:rPr>
-        <w:t>문제 21</w:t>
+        <w:t>문제</w:t>
+      </w:r>
+      <w:proofErr w:type="spellEnd"/>
+      <w:r>
+        <w:rPr>
+          <w:b/>
+          <w:color w:val="1F4E79"/>
+          <w:sz w:val="21"/>
+        </w:rPr>
+        <w:t xml:space="preserve"> 21</w:t>
       </w:r>
       <w:r>
         <w:rPr>
           <w:color w:val="5A5A5A"/>
           <w:sz w:val="18"/>
         </w:rPr>
-        <w:t xml:space="preserve"> (문제지 표기: 문제 .)</w:t>
+        <w:t xml:space="preserve"> (</w:t>
       </w:r>
+      <w:proofErr w:type="spellStart"/>
+      <w:r>
+        <w:rPr>
+          <w:color w:val="5A5A5A"/>
+          <w:sz w:val="18"/>
+        </w:rPr>
+        <w:t>문제지</w:t>
+      </w:r>
+      <w:proofErr w:type="spellEnd"/>
+      <w:r>
+        <w:rPr>
+          <w:color w:val="5A5A5A"/>
+          <w:sz w:val="18"/>
+        </w:rPr>
+        <w:t xml:space="preserve"> </w:t>
+      </w:r>
+      <w:proofErr w:type="spellStart"/>
+      <w:r>
+        <w:rPr>
+          <w:color w:val="5A5A5A"/>
+          <w:sz w:val="18"/>
+        </w:rPr>
+        <w:t>표기</w:t>
+      </w:r>
+      <w:proofErr w:type="spellEnd"/>
+      <w:r>
+        <w:rPr>
+          <w:color w:val="5A5A5A"/>
+          <w:sz w:val="18"/>
+        </w:rPr>
+        <w:t xml:space="preserve">: </w:t>
+      </w:r>
+      <w:proofErr w:type="spellStart"/>
+      <w:proofErr w:type="gramStart"/>
+      <w:r>
+        <w:rPr>
+          <w:color w:val="5A5A5A"/>
+          <w:sz w:val="18"/>
+        </w:rPr>
+        <w:t>문제</w:t>
+      </w:r>
+      <w:proofErr w:type="spellEnd"/>
+      <w:r>
+        <w:rPr>
+          <w:color w:val="5A5A5A"/>
+          <w:sz w:val="18"/>
+        </w:rPr>
+        <w:t xml:space="preserve"> .)</w:t>
+      </w:r>
+      <w:proofErr w:type="gramEnd"/>
     </w:p>
     <w:tbl>
       <w:tblPr>
@@ -1658,8 +3457,81 @@
                 <w:rFonts w:ascii="Noto Sans Mono CJK KR" w:eastAsia="Noto Sans Mono CJK KR" w:hAnsi="Noto Sans Mono CJK KR"/>
                 <w:sz w:val="18"/>
               </w:rPr>
-              <w:t>SELECT 학과, MAX(점수) AS 최대점수, MIN(점수) AS 최소점수</w:t>
-            </w:r>
+              <w:t xml:space="preserve">SELECT </w:t>
+            </w:r>
+            <w:proofErr w:type="spellStart"/>
+            <w:r>
+              <w:rPr>
+                <w:rFonts w:ascii="Noto Sans Mono CJK KR" w:eastAsia="Noto Sans Mono CJK KR" w:hAnsi="Noto Sans Mono CJK KR"/>
+                <w:sz w:val="18"/>
+              </w:rPr>
+              <w:t>학과</w:t>
+            </w:r>
+            <w:proofErr w:type="spellEnd"/>
+            <w:r>
+              <w:rPr>
+                <w:rFonts w:ascii="Noto Sans Mono CJK KR" w:eastAsia="Noto Sans Mono CJK KR" w:hAnsi="Noto Sans Mono CJK KR"/>
+                <w:sz w:val="18"/>
+              </w:rPr>
+              <w:t>, MAX(</w:t>
+            </w:r>
+            <w:proofErr w:type="spellStart"/>
+            <w:r>
+              <w:rPr>
+                <w:rFonts w:ascii="Noto Sans Mono CJK KR" w:eastAsia="Noto Sans Mono CJK KR" w:hAnsi="Noto Sans Mono CJK KR"/>
+                <w:sz w:val="18"/>
+              </w:rPr>
+              <w:t>점수</w:t>
+            </w:r>
+            <w:proofErr w:type="spellEnd"/>
+            <w:r>
+              <w:rPr>
+                <w:rFonts w:ascii="Noto Sans Mono CJK KR" w:eastAsia="Noto Sans Mono CJK KR" w:hAnsi="Noto Sans Mono CJK KR"/>
+                <w:sz w:val="18"/>
+              </w:rPr>
+              <w:t xml:space="preserve">) AS </w:t>
+            </w:r>
+            <w:proofErr w:type="spellStart"/>
+            <w:r>
+              <w:rPr>
+                <w:rFonts w:ascii="Noto Sans Mono CJK KR" w:eastAsia="Noto Sans Mono CJK KR" w:hAnsi="Noto Sans Mono CJK KR"/>
+                <w:sz w:val="18"/>
+              </w:rPr>
+              <w:t>최대점수</w:t>
+            </w:r>
+            <w:proofErr w:type="spellEnd"/>
+            <w:r>
+              <w:rPr>
+                <w:rFonts w:ascii="Noto Sans Mono CJK KR" w:eastAsia="Noto Sans Mono CJK KR" w:hAnsi="Noto Sans Mono CJK KR"/>
+                <w:sz w:val="18"/>
+              </w:rPr>
+              <w:t>, MIN(</w:t>
+            </w:r>
+            <w:proofErr w:type="spellStart"/>
+            <w:r>
+              <w:rPr>
+                <w:rFonts w:ascii="Noto Sans Mono CJK KR" w:eastAsia="Noto Sans Mono CJK KR" w:hAnsi="Noto Sans Mono CJK KR"/>
+                <w:sz w:val="18"/>
+              </w:rPr>
+              <w:t>점수</w:t>
+            </w:r>
+            <w:proofErr w:type="spellEnd"/>
+            <w:r>
+              <w:rPr>
+                <w:rFonts w:ascii="Noto Sans Mono CJK KR" w:eastAsia="Noto Sans Mono CJK KR" w:hAnsi="Noto Sans Mono CJK KR"/>
+                <w:sz w:val="18"/>
+              </w:rPr>
+              <w:t xml:space="preserve">) AS </w:t>
+            </w:r>
+            <w:proofErr w:type="spellStart"/>
+            <w:r>
+              <w:rPr>
+                <w:rFonts w:ascii="Noto Sans Mono CJK KR" w:eastAsia="Noto Sans Mono CJK KR" w:hAnsi="Noto Sans Mono CJK KR"/>
+                <w:sz w:val="18"/>
+              </w:rPr>
+              <w:t>최소점수</w:t>
+            </w:r>
+            <w:proofErr w:type="spellEnd"/>
             <w:r>
               <w:br/>
             </w:r>
@@ -1668,8 +3540,17 @@
                 <w:rFonts w:ascii="Noto Sans Mono CJK KR" w:eastAsia="Noto Sans Mono CJK KR" w:hAnsi="Noto Sans Mono CJK KR"/>
                 <w:sz w:val="18"/>
               </w:rPr>
-              <w:t>FROM 성적</w:t>
-            </w:r>
+              <w:t xml:space="preserve">FROM </w:t>
+            </w:r>
+            <w:proofErr w:type="spellStart"/>
+            <w:r>
+              <w:rPr>
+                <w:rFonts w:ascii="Noto Sans Mono CJK KR" w:eastAsia="Noto Sans Mono CJK KR" w:hAnsi="Noto Sans Mono CJK KR"/>
+                <w:sz w:val="18"/>
+              </w:rPr>
+              <w:t>성적</w:t>
+            </w:r>
+            <w:proofErr w:type="spellEnd"/>
             <w:r>
               <w:br/>
             </w:r>
@@ -1678,7 +3559,23 @@
                 <w:rFonts w:ascii="Noto Sans Mono CJK KR" w:eastAsia="Noto Sans Mono CJK KR" w:hAnsi="Noto Sans Mono CJK KR"/>
                 <w:sz w:val="18"/>
               </w:rPr>
-              <w:t>WHERE 학년 &gt;= 2</w:t>
+              <w:t xml:space="preserve">WHERE </w:t>
+            </w:r>
+            <w:proofErr w:type="spellStart"/>
+            <w:r>
+              <w:rPr>
+                <w:rFonts w:ascii="Noto Sans Mono CJK KR" w:eastAsia="Noto Sans Mono CJK KR" w:hAnsi="Noto Sans Mono CJK KR"/>
+                <w:sz w:val="18"/>
+              </w:rPr>
+              <w:t>학년</w:t>
+            </w:r>
+            <w:proofErr w:type="spellEnd"/>
+            <w:r>
+              <w:rPr>
+                <w:rFonts w:ascii="Noto Sans Mono CJK KR" w:eastAsia="Noto Sans Mono CJK KR" w:hAnsi="Noto Sans Mono CJK KR"/>
+                <w:sz w:val="18"/>
+              </w:rPr>
+              <w:t xml:space="preserve"> &gt;= 2</w:t>
             </w:r>
             <w:r>
               <w:br/>
@@ -1688,8 +3585,17 @@
                 <w:rFonts w:ascii="Noto Sans Mono CJK KR" w:eastAsia="Noto Sans Mono CJK KR" w:hAnsi="Noto Sans Mono CJK KR"/>
                 <w:sz w:val="18"/>
               </w:rPr>
-              <w:t>GROUP BY 학과</w:t>
-            </w:r>
+              <w:t xml:space="preserve">GROUP BY </w:t>
+            </w:r>
+            <w:proofErr w:type="spellStart"/>
+            <w:r>
+              <w:rPr>
+                <w:rFonts w:ascii="Noto Sans Mono CJK KR" w:eastAsia="Noto Sans Mono CJK KR" w:hAnsi="Noto Sans Mono CJK KR"/>
+                <w:sz w:val="18"/>
+              </w:rPr>
+              <w:t>학과</w:t>
+            </w:r>
+            <w:proofErr w:type="spellEnd"/>
             <w:r>
               <w:br/>
             </w:r>
@@ -1698,7 +3604,39 @@
                 <w:rFonts w:ascii="Noto Sans Mono CJK KR" w:eastAsia="Noto Sans Mono CJK KR" w:hAnsi="Noto Sans Mono CJK KR"/>
                 <w:sz w:val="18"/>
               </w:rPr>
-              <w:t>HAVING AVG(점수) &gt;= 90</w:t>
+              <w:t xml:space="preserve">HAVING </w:t>
+            </w:r>
+            <w:proofErr w:type="spellStart"/>
+            <w:r>
+              <w:rPr>
+                <w:rFonts w:ascii="Noto Sans Mono CJK KR" w:eastAsia="Noto Sans Mono CJK KR" w:hAnsi="Noto Sans Mono CJK KR"/>
+                <w:sz w:val="18"/>
+              </w:rPr>
+              <w:t>AVG</w:t>
+            </w:r>
+            <w:proofErr w:type="spellEnd"/>
+            <w:r>
+              <w:rPr>
+                <w:rFonts w:ascii="Noto Sans Mono CJK KR" w:eastAsia="Noto Sans Mono CJK KR" w:hAnsi="Noto Sans Mono CJK KR"/>
+                <w:sz w:val="18"/>
+              </w:rPr>
+              <w:t>(</w:t>
+            </w:r>
+            <w:proofErr w:type="spellStart"/>
+            <w:r>
+              <w:rPr>
+                <w:rFonts w:ascii="Noto Sans Mono CJK KR" w:eastAsia="Noto Sans Mono CJK KR" w:hAnsi="Noto Sans Mono CJK KR"/>
+                <w:sz w:val="18"/>
+              </w:rPr>
+              <w:t>점수</w:t>
+            </w:r>
+            <w:proofErr w:type="spellEnd"/>
+            <w:r>
+              <w:rPr>
+                <w:rFonts w:ascii="Noto Sans Mono CJK KR" w:eastAsia="Noto Sans Mono CJK KR" w:hAnsi="Noto Sans Mono CJK KR"/>
+                <w:sz w:val="18"/>
+              </w:rPr>
+              <w:t>) &gt;= 90</w:t>
             </w:r>
             <w:r>
               <w:br/>
@@ -1708,7 +3646,71 @@
                 <w:rFonts w:ascii="Noto Sans Mono CJK KR" w:eastAsia="Noto Sans Mono CJK KR" w:hAnsi="Noto Sans Mono CJK KR"/>
                 <w:sz w:val="18"/>
               </w:rPr>
-              <w:t>ORDER BY MAX(점수) DESC, MIN(점수) DESC;</w:t>
+              <w:t>ORDER BY MAX(</w:t>
+            </w:r>
+            <w:proofErr w:type="spellStart"/>
+            <w:r>
+              <w:rPr>
+                <w:rFonts w:ascii="Noto Sans Mono CJK KR" w:eastAsia="Noto Sans Mono CJK KR" w:hAnsi="Noto Sans Mono CJK KR"/>
+                <w:sz w:val="18"/>
+              </w:rPr>
+              <w:t>점수</w:t>
+            </w:r>
+            <w:proofErr w:type="spellEnd"/>
+            <w:r>
+              <w:rPr>
+                <w:rFonts w:ascii="Noto Sans Mono CJK KR" w:eastAsia="Noto Sans Mono CJK KR" w:hAnsi="Noto Sans Mono CJK KR"/>
+                <w:sz w:val="18"/>
+              </w:rPr>
+              <w:t xml:space="preserve">) </w:t>
+            </w:r>
+            <w:proofErr w:type="spellStart"/>
+            <w:r>
+              <w:rPr>
+                <w:rFonts w:ascii="Noto Sans Mono CJK KR" w:eastAsia="Noto Sans Mono CJK KR" w:hAnsi="Noto Sans Mono CJK KR"/>
+                <w:sz w:val="18"/>
+              </w:rPr>
+              <w:t>DESC</w:t>
+            </w:r>
+            <w:proofErr w:type="spellEnd"/>
+            <w:r>
+              <w:rPr>
+                <w:rFonts w:ascii="Noto Sans Mono CJK KR" w:eastAsia="Noto Sans Mono CJK KR" w:hAnsi="Noto Sans Mono CJK KR"/>
+                <w:sz w:val="18"/>
+              </w:rPr>
+              <w:t>, MIN(</w:t>
+            </w:r>
+            <w:proofErr w:type="spellStart"/>
+            <w:r>
+              <w:rPr>
+                <w:rFonts w:ascii="Noto Sans Mono CJK KR" w:eastAsia="Noto Sans Mono CJK KR" w:hAnsi="Noto Sans Mono CJK KR"/>
+                <w:sz w:val="18"/>
+              </w:rPr>
+              <w:t>점수</w:t>
+            </w:r>
+            <w:proofErr w:type="spellEnd"/>
+            <w:r>
+              <w:rPr>
+                <w:rFonts w:ascii="Noto Sans Mono CJK KR" w:eastAsia="Noto Sans Mono CJK KR" w:hAnsi="Noto Sans Mono CJK KR"/>
+                <w:sz w:val="18"/>
+              </w:rPr>
+              <w:t xml:space="preserve">) </w:t>
+            </w:r>
+            <w:proofErr w:type="spellStart"/>
+            <w:r>
+              <w:rPr>
+                <w:rFonts w:ascii="Noto Sans Mono CJK KR" w:eastAsia="Noto Sans Mono CJK KR" w:hAnsi="Noto Sans Mono CJK KR"/>
+                <w:sz w:val="18"/>
+              </w:rPr>
+              <w:t>DESC</w:t>
+            </w:r>
+            <w:proofErr w:type="spellEnd"/>
+            <w:r>
+              <w:rPr>
+                <w:rFonts w:ascii="Noto Sans Mono CJK KR" w:eastAsia="Noto Sans Mono CJK KR" w:hAnsi="Noto Sans Mono CJK KR"/>
+                <w:sz w:val="18"/>
+              </w:rPr>
+              <w:t>;</w:t>
             </w:r>
             <w:r>
               <w:br/>
@@ -1721,8 +3723,33 @@
                 <w:rFonts w:ascii="Noto Sans Mono CJK KR" w:eastAsia="Noto Sans Mono CJK KR" w:hAnsi="Noto Sans Mono CJK KR"/>
                 <w:sz w:val="18"/>
               </w:rPr>
-              <w:t>-- 출력 결과</w:t>
-            </w:r>
+              <w:t xml:space="preserve">-- </w:t>
+            </w:r>
+            <w:proofErr w:type="spellStart"/>
+            <w:r>
+              <w:rPr>
+                <w:rFonts w:ascii="Noto Sans Mono CJK KR" w:eastAsia="Noto Sans Mono CJK KR" w:hAnsi="Noto Sans Mono CJK KR"/>
+                <w:sz w:val="18"/>
+              </w:rPr>
+              <w:t>출력</w:t>
+            </w:r>
+            <w:proofErr w:type="spellEnd"/>
+            <w:r>
+              <w:rPr>
+                <w:rFonts w:ascii="Noto Sans Mono CJK KR" w:eastAsia="Noto Sans Mono CJK KR" w:hAnsi="Noto Sans Mono CJK KR"/>
+                <w:sz w:val="18"/>
+              </w:rPr>
+              <w:t xml:space="preserve"> </w:t>
+            </w:r>
+            <w:proofErr w:type="spellStart"/>
+            <w:r>
+              <w:rPr>
+                <w:rFonts w:ascii="Noto Sans Mono CJK KR" w:eastAsia="Noto Sans Mono CJK KR" w:hAnsi="Noto Sans Mono CJK KR"/>
+                <w:sz w:val="18"/>
+              </w:rPr>
+              <w:t>결과</w:t>
+            </w:r>
+            <w:proofErr w:type="spellEnd"/>
             <w:r>
               <w:br/>
             </w:r>
@@ -1731,7 +3758,23 @@
                 <w:rFonts w:ascii="Noto Sans Mono CJK KR" w:eastAsia="Noto Sans Mono CJK KR" w:hAnsi="Noto Sans Mono CJK KR"/>
                 <w:sz w:val="18"/>
               </w:rPr>
-              <w:t>-- 건축학 | 100 | 95</w:t>
+              <w:t xml:space="preserve">-- </w:t>
+            </w:r>
+            <w:proofErr w:type="spellStart"/>
+            <w:r>
+              <w:rPr>
+                <w:rFonts w:ascii="Noto Sans Mono CJK KR" w:eastAsia="Noto Sans Mono CJK KR" w:hAnsi="Noto Sans Mono CJK KR"/>
+                <w:sz w:val="18"/>
+              </w:rPr>
+              <w:t>건축학</w:t>
+            </w:r>
+            <w:proofErr w:type="spellEnd"/>
+            <w:r>
+              <w:rPr>
+                <w:rFonts w:ascii="Noto Sans Mono CJK KR" w:eastAsia="Noto Sans Mono CJK KR" w:hAnsi="Noto Sans Mono CJK KR"/>
+                <w:sz w:val="18"/>
+              </w:rPr>
+              <w:t xml:space="preserve"> | 100 | 95</w:t>
             </w:r>
             <w:r>
               <w:br/>
@@ -1741,7 +3784,23 @@
                 <w:rFonts w:ascii="Noto Sans Mono CJK KR" w:eastAsia="Noto Sans Mono CJK KR" w:hAnsi="Noto Sans Mono CJK KR"/>
                 <w:sz w:val="18"/>
               </w:rPr>
-              <w:t>-- 컴퓨터공학 | 95 | 90</w:t>
+              <w:t xml:space="preserve">-- </w:t>
+            </w:r>
+            <w:proofErr w:type="spellStart"/>
+            <w:r>
+              <w:rPr>
+                <w:rFonts w:ascii="Noto Sans Mono CJK KR" w:eastAsia="Noto Sans Mono CJK KR" w:hAnsi="Noto Sans Mono CJK KR"/>
+                <w:sz w:val="18"/>
+              </w:rPr>
+              <w:t>컴퓨터공학</w:t>
+            </w:r>
+            <w:proofErr w:type="spellEnd"/>
+            <w:r>
+              <w:rPr>
+                <w:rFonts w:ascii="Noto Sans Mono CJK KR" w:eastAsia="Noto Sans Mono CJK KR" w:hAnsi="Noto Sans Mono CJK KR"/>
+                <w:sz w:val="18"/>
+              </w:rPr>
+              <w:t xml:space="preserve"> | 95 | 90</w:t>
             </w:r>
           </w:p>
         </w:tc>
@@ -1751,21 +3810,81 @@
       <w:pPr>
         <w:spacing w:before="120" w:after="40"/>
       </w:pPr>
+      <w:proofErr w:type="spellStart"/>
       <w:r>
         <w:rPr>
           <w:b/>
           <w:color w:val="1F4E79"/>
           <w:sz w:val="21"/>
         </w:rPr>
-        <w:t>문제 22</w:t>
+        <w:t>문제</w:t>
+      </w:r>
+      <w:proofErr w:type="spellEnd"/>
+      <w:r>
+        <w:rPr>
+          <w:b/>
+          <w:color w:val="1F4E79"/>
+          <w:sz w:val="21"/>
+        </w:rPr>
+        <w:t xml:space="preserve"> 22</w:t>
       </w:r>
       <w:r>
         <w:rPr>
           <w:color w:val="5A5A5A"/>
           <w:sz w:val="18"/>
         </w:rPr>
-        <w:t xml:space="preserve"> (문제지 표기: 문제 .)</w:t>
+        <w:t xml:space="preserve"> (</w:t>
       </w:r>
+      <w:proofErr w:type="spellStart"/>
+      <w:r>
+        <w:rPr>
+          <w:color w:val="5A5A5A"/>
+          <w:sz w:val="18"/>
+        </w:rPr>
+        <w:t>문제지</w:t>
+      </w:r>
+      <w:proofErr w:type="spellEnd"/>
+      <w:r>
+        <w:rPr>
+          <w:color w:val="5A5A5A"/>
+          <w:sz w:val="18"/>
+        </w:rPr>
+        <w:t xml:space="preserve"> </w:t>
+      </w:r>
+      <w:proofErr w:type="spellStart"/>
+      <w:r>
+        <w:rPr>
+          <w:color w:val="5A5A5A"/>
+          <w:sz w:val="18"/>
+        </w:rPr>
+        <w:t>표기</w:t>
+      </w:r>
+      <w:proofErr w:type="spellEnd"/>
+      <w:r>
+        <w:rPr>
+          <w:color w:val="5A5A5A"/>
+          <w:sz w:val="18"/>
+        </w:rPr>
+        <w:t xml:space="preserve">: </w:t>
+      </w:r>
+      <w:proofErr w:type="spellStart"/>
+      <w:proofErr w:type="gramStart"/>
+      <w:r>
+        <w:rPr>
+          <w:color w:val="5A5A5A"/>
+          <w:sz w:val="18"/>
+        </w:rPr>
+        <w:t>문제</w:t>
+      </w:r>
+      <w:proofErr w:type="spellEnd"/>
+      <w:r>
+        <w:rPr>
+          <w:color w:val="5A5A5A"/>
+          <w:sz w:val="18"/>
+        </w:rPr>
+        <w:t xml:space="preserve"> .)</w:t>
+      </w:r>
+      <w:proofErr w:type="gramEnd"/>
     </w:p>
     <w:tbl>
       <w:tblPr>
@@ -1796,7 +3915,10 @@
               <w:spacing w:before="40" w:after="40"/>
             </w:pPr>
             <w:r>
-              <w:t>FROM → WHERE → GROUP BY → HAVING → SELECT → ORDER BY</w:t>
+              <w:t>FROM → WHERE → GROUP BY</w:t>
+            </w:r>
+            <w:r>
+              <w:t xml:space="preserve"> → HAVING → SELECT → ORDER BY</w:t>
             </w:r>
           </w:p>
         </w:tc>
@@ -1806,21 +3928,81 @@
       <w:pPr>
         <w:spacing w:before="120" w:after="40"/>
       </w:pPr>
+      <w:proofErr w:type="spellStart"/>
       <w:r>
         <w:rPr>
           <w:b/>
           <w:color w:val="1F4E79"/>
           <w:sz w:val="21"/>
         </w:rPr>
-        <w:t>문제 23</w:t>
+        <w:t>문제</w:t>
+      </w:r>
+      <w:proofErr w:type="spellEnd"/>
+      <w:r>
+        <w:rPr>
+          <w:b/>
+          <w:color w:val="1F4E79"/>
+          <w:sz w:val="21"/>
+        </w:rPr>
+        <w:t xml:space="preserve"> 23</w:t>
       </w:r>
       <w:r>
         <w:rPr>
           <w:color w:val="5A5A5A"/>
           <w:sz w:val="18"/>
         </w:rPr>
-        <w:t xml:space="preserve"> (문제지 표기: 문제 .)</w:t>
+        <w:t xml:space="preserve"> (</w:t>
       </w:r>
+      <w:proofErr w:type="spellStart"/>
+      <w:r>
+        <w:rPr>
+          <w:color w:val="5A5A5A"/>
+          <w:sz w:val="18"/>
+        </w:rPr>
+        <w:t>문제지</w:t>
+      </w:r>
+      <w:proofErr w:type="spellEnd"/>
+      <w:r>
+        <w:rPr>
+          <w:color w:val="5A5A5A"/>
+          <w:sz w:val="18"/>
+        </w:rPr>
+        <w:t xml:space="preserve"> </w:t>
+      </w:r>
+      <w:proofErr w:type="spellStart"/>
+      <w:r>
+        <w:rPr>
+          <w:color w:val="5A5A5A"/>
+          <w:sz w:val="18"/>
+        </w:rPr>
+        <w:t>표기</w:t>
+      </w:r>
+      <w:proofErr w:type="spellEnd"/>
+      <w:r>
+        <w:rPr>
+          <w:color w:val="5A5A5A"/>
+          <w:sz w:val="18"/>
+        </w:rPr>
+        <w:t xml:space="preserve">: </w:t>
+      </w:r>
+      <w:proofErr w:type="spellStart"/>
+      <w:proofErr w:type="gramStart"/>
+      <w:r>
+        <w:rPr>
+          <w:color w:val="5A5A5A"/>
+          <w:sz w:val="18"/>
+        </w:rPr>
+        <w:t>문제</w:t>
+      </w:r>
+      <w:proofErr w:type="spellEnd"/>
+      <w:r>
+        <w:rPr>
+          <w:color w:val="5A5A5A"/>
+          <w:sz w:val="18"/>
+        </w:rPr>
+        <w:t xml:space="preserve"> .)</w:t>
+      </w:r>
+      <w:proofErr w:type="gramEnd"/>
     </w:p>
     <w:tbl>
       <w:tblPr>
@@ -1857,7 +4039,237 @@
               <w:rPr>
                 <w:lang w:eastAsia="ko-KR"/>
               </w:rPr>
-              <w:t>WHERE는 그룹화 전에 개별 행을 필터링합니다. HAVING은 GROUP BY 이후 생성된 그룹을 필터링하며, AVG(), COUNT(), MAX(), MIN() 같은 집계 함수 조건을 사용할 수 있습니다.</w:t>
+              <w:t>WHERE</w:t>
+            </w:r>
+            <w:r>
+              <w:rPr>
+                <w:lang w:eastAsia="ko-KR"/>
+              </w:rPr>
+              <w:t>는</w:t>
+            </w:r>
+            <w:r>
+              <w:rPr>
+                <w:lang w:eastAsia="ko-KR"/>
+              </w:rPr>
+              <w:t xml:space="preserve"> </w:t>
+            </w:r>
+            <w:r>
+              <w:rPr>
+                <w:lang w:eastAsia="ko-KR"/>
+              </w:rPr>
+              <w:t>그룹화</w:t>
+            </w:r>
+            <w:r>
+              <w:rPr>
+                <w:lang w:eastAsia="ko-KR"/>
+              </w:rPr>
+              <w:t xml:space="preserve"> </w:t>
+            </w:r>
+            <w:r>
+              <w:rPr>
+                <w:lang w:eastAsia="ko-KR"/>
+              </w:rPr>
+              <w:t>전에</w:t>
+            </w:r>
+            <w:r>
+              <w:rPr>
+                <w:lang w:eastAsia="ko-KR"/>
+              </w:rPr>
+              <w:t xml:space="preserve"> </w:t>
+            </w:r>
+            <w:r>
+              <w:rPr>
+                <w:lang w:eastAsia="ko-KR"/>
+              </w:rPr>
+              <w:t>개별</w:t>
+            </w:r>
+            <w:r>
+              <w:rPr>
+                <w:lang w:eastAsia="ko-KR"/>
+              </w:rPr>
+              <w:t xml:space="preserve"> </w:t>
+            </w:r>
+            <w:r>
+              <w:rPr>
+                <w:lang w:eastAsia="ko-KR"/>
+              </w:rPr>
+              <w:t>행을</w:t>
+            </w:r>
+            <w:r>
+              <w:rPr>
+                <w:lang w:eastAsia="ko-KR"/>
+              </w:rPr>
+              <w:t xml:space="preserve"> </w:t>
+            </w:r>
+            <w:r>
+              <w:rPr>
+                <w:lang w:eastAsia="ko-KR"/>
+              </w:rPr>
+              <w:t>필터링합니다</w:t>
+            </w:r>
+            <w:r>
+              <w:rPr>
+                <w:lang w:eastAsia="ko-KR"/>
+              </w:rPr>
+              <w:t>. HAVING</w:t>
+            </w:r>
+            <w:r>
+              <w:rPr>
+                <w:lang w:eastAsia="ko-KR"/>
+              </w:rPr>
+              <w:t>은</w:t>
+            </w:r>
+            <w:r>
+              <w:rPr>
+                <w:lang w:eastAsia="ko-KR"/>
+              </w:rPr>
+              <w:t xml:space="preserve"> GROUP BY </w:t>
+            </w:r>
+            <w:r>
+              <w:rPr>
+                <w:lang w:eastAsia="ko-KR"/>
+              </w:rPr>
+              <w:t>이후</w:t>
+            </w:r>
+            <w:r>
+              <w:rPr>
+                <w:lang w:eastAsia="ko-KR"/>
+              </w:rPr>
+              <w:t xml:space="preserve"> </w:t>
+            </w:r>
+            <w:r>
+              <w:rPr>
+                <w:lang w:eastAsia="ko-KR"/>
+              </w:rPr>
+              <w:t>생성된</w:t>
+            </w:r>
+            <w:r>
+              <w:rPr>
+                <w:lang w:eastAsia="ko-KR"/>
+              </w:rPr>
+              <w:t xml:space="preserve"> </w:t>
+            </w:r>
+            <w:r>
+              <w:rPr>
+                <w:lang w:eastAsia="ko-KR"/>
+              </w:rPr>
+              <w:t>그룹을</w:t>
+            </w:r>
+            <w:r>
+              <w:rPr>
+                <w:lang w:eastAsia="ko-KR"/>
+              </w:rPr>
+              <w:t xml:space="preserve"> </w:t>
+            </w:r>
+            <w:r>
+              <w:rPr>
+                <w:lang w:eastAsia="ko-KR"/>
+              </w:rPr>
+              <w:t>필터링하며</w:t>
+            </w:r>
+            <w:r>
+              <w:rPr>
+                <w:lang w:eastAsia="ko-KR"/>
+              </w:rPr>
+              <w:t xml:space="preserve">, </w:t>
+            </w:r>
+            <w:proofErr w:type="spellStart"/>
+            <w:r>
+              <w:rPr>
+                <w:lang w:eastAsia="ko-KR"/>
+              </w:rPr>
+              <w:t>AVG</w:t>
+            </w:r>
+            <w:proofErr w:type="spellEnd"/>
+            <w:r>
+              <w:rPr>
+                <w:lang w:eastAsia="ko-KR"/>
+              </w:rPr>
+              <w:t xml:space="preserve">(), COUNT(), MAX(), MIN() </w:t>
+            </w:r>
+            <w:r>
+              <w:rPr>
+                <w:lang w:eastAsia="ko-KR"/>
+              </w:rPr>
+              <w:t>같은</w:t>
+            </w:r>
+            <w:r>
+              <w:rPr>
+                <w:lang w:eastAsia="ko-KR"/>
+              </w:rPr>
+              <w:t xml:space="preserve"> </w:t>
+            </w:r>
+            <w:r>
+              <w:rPr>
+                <w:lang w:eastAsia="ko-KR"/>
+              </w:rPr>
+              <w:t>집계</w:t>
+            </w:r>
+            <w:r>
+              <w:rPr>
+                <w:lang w:eastAsia="ko-KR"/>
+              </w:rPr>
+              <w:t xml:space="preserve"> </w:t>
+            </w:r>
+            <w:r>
+              <w:rPr>
+                <w:lang w:eastAsia="ko-KR"/>
+              </w:rPr>
+              <w:t>함수</w:t>
+            </w:r>
+            <w:r>
+              <w:rPr>
+                <w:lang w:eastAsia="ko-KR"/>
+              </w:rPr>
+              <w:t xml:space="preserve"> </w:t>
+            </w:r>
+            <w:r>
+              <w:rPr>
+                <w:lang w:eastAsia="ko-KR"/>
+              </w:rPr>
+              <w:t>조건을</w:t>
+            </w:r>
+            <w:r>
+              <w:rPr>
+                <w:lang w:eastAsia="ko-KR"/>
+              </w:rPr>
+              <w:t xml:space="preserve"> </w:t>
+            </w:r>
+            <w:r>
+              <w:rPr>
+                <w:lang w:eastAsia="ko-KR"/>
+              </w:rPr>
+              <w:t>사용할</w:t>
+            </w:r>
+            <w:r>
+              <w:rPr>
+                <w:lang w:eastAsia="ko-KR"/>
+              </w:rPr>
+              <w:t xml:space="preserve"> </w:t>
+            </w:r>
+            <w:r>
+              <w:rPr>
+                <w:lang w:eastAsia="ko-KR"/>
+              </w:rPr>
+              <w:t>수</w:t>
+            </w:r>
+            <w:r>
+              <w:rPr>
+                <w:lang w:eastAsia="ko-KR"/>
+              </w:rPr>
+              <w:t xml:space="preserve"> </w:t>
+            </w:r>
+            <w:r>
+              <w:rPr>
+                <w:lang w:eastAsia="ko-KR"/>
+              </w:rPr>
+              <w:t>있습니다</w:t>
+            </w:r>
+            <w:r>
+              <w:rPr>
+                <w:lang w:eastAsia="ko-KR"/>
+              </w:rPr>
+              <w:t>.</w:t>
             </w:r>
           </w:p>
         </w:tc>
@@ -1882,7 +4294,7 @@
 </file>
 
 <file path=word/endnotes.xml><?xml version="1.0" encoding="utf-8"?>
-<w:endnotes xmlns:wpc="http://schemas.microsoft.com/office/word/2010/wordprocessingCanvas" xmlns:cx="http://schemas.microsoft.com/office/drawing/2014/chartex" xmlns:cx1="http://schemas.microsoft.com/office/drawing/2015/9/8/chartex" xmlns:cx2="http://schemas.microsoft.com/office/drawing/2015/10/21/chartex" xmlns:cx3="http://schemas.microsoft.com/office/drawing/2016/5/9/chartex" xmlns:cx4="http://schemas.microsoft.com/office/drawing/2016/5/10/chartex" xmlns:cx5="http://schemas.microsoft.com/office/drawing/2016/5/11/chartex" xmlns:cx6="http://schemas.microsoft.com/office/drawing/2016/5/12/chartex" xmlns:cx7="http://schemas.microsoft.com/office/drawing/2016/5/13/chartex" xmlns:cx8="http://schemas.microsoft.com/office/drawing/2016/5/14/chartex" xmlns:mc="http://schemas.openxmlformats.org/markup-compatibility/2006" xmlns:aink="http://schemas.microsoft.com/office/drawing/2016/ink" xmlns:am3d="http://schemas.microsoft.com/office/drawing/2017/model3d" xmlns:o="urn:schemas-microsoft-com:office:office" xmlns:oel="http://schemas.microsoft.com/office/2019/extlst" xmlns:r="http://schemas.openxmlformats.org/officeDocument/2006/relationships" xmlns:m="http://schemas.openxmlformats.org/officeDocument/2006/math" xmlns:v="urn:schemas-microsoft-com:vml" xmlns:wp14="http://schemas.microsoft.com/office/word/2010/wordprocessingDrawing" xmlns:wp="http://schemas.openxmlformats.org/drawingml/2006/wordprocessingDrawing" xmlns:w10="urn:schemas-microsoft-com:office:word" xmlns:w="http://schemas.openxmlformats.org/wordprocessingml/2006/main" xmlns:w14="http://schemas.microsoft.com/office/word/2010/wordml" xmlns:w15="http://schemas.microsoft.com/office/word/2012/wordml" xmlns:w16cex="http://schemas.microsoft.com/office/word/2018/wordml/cex" xmlns:w16cid="http://schemas.microsoft.com/office/word/2016/wordml/cid" xmlns:w16="http://schemas.microsoft.com/office/word/2018/wordml" xmlns:w16du="http://schemas.microsoft.com/office/word/2023/wordml/word16du" xmlns:w16sdtdh="http://schemas.microsoft.com/office/word/2020/wordml/sdtdatahash" xmlns:w16sdtfl="http://schemas.microsoft.com/office/word/2024/wordml/sdtformatlock" xmlns:w16se="http://schemas.microsoft.com/office/word/2015/wordml/symex" xmlns:wpg="http://schemas.microsoft.com/office/word/2010/wordprocessingGroup" xmlns:wpi="http://schemas.microsoft.com/office/word/2010/wordprocessingInk" xmlns:wne="http://schemas.microsoft.com/office/word/2006/wordml" xmlns:wps="http://schemas.microsoft.com/office/word/2010/wordprocessingShape" mc:Ignorable="w14 w15 w16se w16cid w16 w16cex w16sdtdh w16sdtfl w16du wp14">
+<w:endnotes xmlns:wpc="http://schemas.microsoft.com/office/word/2010/wordprocessingCanvas" xmlns:cx="http://schemas.microsoft.com/office/drawing/2014/chartex" xmlns:cx1="http://schemas.microsoft.com/office/drawing/2015/9/8/chartex" xmlns:mc="http://schemas.openxmlformats.org/markup-compatibility/2006" xmlns:o="urn:schemas-microsoft-com:office:office" xmlns:r="http://schemas.openxmlformats.org/officeDocument/2006/relationships" xmlns:m="http://schemas.openxmlformats.org/officeDocument/2006/math" xmlns:v="urn:schemas-microsoft-com:vml" xmlns:wp14="http://schemas.microsoft.com/office/word/2010/wordprocessingDrawing" xmlns:wp="http://schemas.openxmlformats.org/drawingml/2006/wordprocessingDrawing" xmlns:w10="urn:schemas-microsoft-com:office:word" xmlns:w="http://schemas.openxmlformats.org/wordprocessingml/2006/main" xmlns:w14="http://schemas.microsoft.com/office/word/2010/wordml" xmlns:w15="http://schemas.microsoft.com/office/word/2012/wordml" xmlns:w16se="http://schemas.microsoft.com/office/word/2015/wordml/symex" xmlns:wpg="http://schemas.microsoft.com/office/word/2010/wordprocessingGroup" xmlns:wpi="http://schemas.microsoft.com/office/word/2010/wordprocessingInk" xmlns:wne="http://schemas.microsoft.com/office/word/2006/wordml" xmlns:wps="http://schemas.microsoft.com/office/word/2010/wordprocessingShape" mc:Ignorable="w14 w15 w16se wp14">
   <w:endnote w:type="separator" w:id="-1">
     <w:p>
       <w:pPr>
@@ -1907,7 +4319,7 @@
 </file>
 
 <file path=word/footer1.xml><?xml version="1.0" encoding="utf-8"?>
-<w:ftr xmlns:wpc="http://schemas.microsoft.com/office/word/2010/wordprocessingCanvas" xmlns:cx="http://schemas.microsoft.com/office/drawing/2014/chartex" xmlns:cx1="http://schemas.microsoft.com/office/drawing/2015/9/8/chartex" xmlns:cx2="http://schemas.microsoft.com/office/drawing/2015/10/21/chartex" xmlns:cx3="http://schemas.microsoft.com/office/drawing/2016/5/9/chartex" xmlns:cx4="http://schemas.microsoft.com/office/drawing/2016/5/10/chartex" xmlns:cx5="http://schemas.microsoft.com/office/drawing/2016/5/11/chartex" xmlns:cx6="http://schemas.microsoft.com/office/drawing/2016/5/12/chartex" xmlns:cx7="http://schemas.microsoft.com/office/drawing/2016/5/13/chartex" xmlns:cx8="http://schemas.microsoft.com/office/drawing/2016/5/14/chartex" xmlns:mc="http://schemas.openxmlformats.org/markup-compatibility/2006" xmlns:aink="http://schemas.microsoft.com/office/drawing/2016/ink" xmlns:am3d="http://schemas.microsoft.com/office/drawing/2017/model3d" xmlns:o="urn:schemas-microsoft-com:office:office" xmlns:oel="http://schemas.microsoft.com/office/2019/extlst" xmlns:r="http://schemas.openxmlformats.org/officeDocument/2006/relationships" xmlns:m="http://schemas.openxmlformats.org/officeDocument/2006/math" xmlns:v="urn:schemas-microsoft-com:vml" xmlns:wp14="http://schemas.microsoft.com/office/word/2010/wordprocessingDrawing" xmlns:wp="http://schemas.openxmlformats.org/drawingml/2006/wordprocessingDrawing" xmlns:w10="urn:schemas-microsoft-com:office:word" xmlns:w="http://schemas.openxmlformats.org/wordprocessingml/2006/main" xmlns:w14="http://schemas.microsoft.com/office/word/2010/wordml" xmlns:w15="http://schemas.microsoft.com/office/word/2012/wordml" xmlns:w16cex="http://schemas.microsoft.com/office/word/2018/wordml/cex" xmlns:w16cid="http://schemas.microsoft.com/office/word/2016/wordml/cid" xmlns:w16="http://schemas.microsoft.com/office/word/2018/wordml" xmlns:w16du="http://schemas.microsoft.com/office/word/2023/wordml/word16du" xmlns:w16sdtdh="http://schemas.microsoft.com/office/word/2020/wordml/sdtdatahash" xmlns:w16sdtfl="http://schemas.microsoft.com/office/word/2024/wordml/sdtformatlock" xmlns:w16se="http://schemas.microsoft.com/office/word/2015/wordml/symex" xmlns:wpg="http://schemas.microsoft.com/office/word/2010/wordprocessingGroup" xmlns:wpi="http://schemas.microsoft.com/office/word/2010/wordprocessingInk" xmlns:wne="http://schemas.microsoft.com/office/word/2006/wordml" xmlns:wps="http://schemas.microsoft.com/office/word/2010/wordprocessingShape" mc:Ignorable="w14 w15 w16se w16cid w16 w16cex w16sdtdh w16sdtfl w16du wp14">
+<w:ftr xmlns:wpc="http://schemas.microsoft.com/office/word/2010/wordprocessingCanvas" xmlns:cx="http://schemas.microsoft.com/office/drawing/2014/chartex" xmlns:cx1="http://schemas.microsoft.com/office/drawing/2015/9/8/chartex" xmlns:mc="http://schemas.openxmlformats.org/markup-compatibility/2006" xmlns:o="urn:schemas-microsoft-com:office:office" xmlns:r="http://schemas.openxmlformats.org/officeDocument/2006/relationships" xmlns:m="http://schemas.openxmlformats.org/officeDocument/2006/math" xmlns:v="urn:schemas-microsoft-com:vml" xmlns:wp14="http://schemas.microsoft.com/office/word/2010/wordprocessingDrawing" xmlns:wp="http://schemas.openxmlformats.org/drawingml/2006/wordprocessingDrawing" xmlns:w10="urn:schemas-microsoft-com:office:word" xmlns:w="http://schemas.openxmlformats.org/wordprocessingml/2006/main" xmlns:w14="http://schemas.microsoft.com/office/word/2010/wordml" xmlns:w15="http://schemas.microsoft.com/office/word/2012/wordml" xmlns:w16se="http://schemas.microsoft.com/office/word/2015/wordml/symex" xmlns:wpg="http://schemas.microsoft.com/office/word/2010/wordprocessingGroup" xmlns:wpi="http://schemas.microsoft.com/office/word/2010/wordprocessingInk" xmlns:wne="http://schemas.microsoft.com/office/word/2006/wordml" xmlns:wps="http://schemas.microsoft.com/office/word/2010/wordprocessingShape" mc:Ignorable="w14 w15 w16se wp14">
   <w:p>
     <w:pPr>
       <w:pStyle w:val="a6"/>
@@ -1918,14 +4330,55 @@
         <w:color w:val="787878"/>
         <w:sz w:val="16"/>
       </w:rPr>
-      <w:t>SQL 학습 퀴즈 답안지</w:t>
+      <w:t xml:space="preserve">SQL </w:t>
     </w:r>
+    <w:proofErr w:type="spellStart"/>
+    <w:r>
+      <w:rPr>
+        <w:color w:val="787878"/>
+        <w:sz w:val="16"/>
+      </w:rPr>
+      <w:t>학습</w:t>
+    </w:r>
+    <w:proofErr w:type="spellEnd"/>
+    <w:r>
+      <w:rPr>
+        <w:color w:val="787878"/>
+        <w:sz w:val="16"/>
+      </w:rPr>
+      <w:t xml:space="preserve"> </w:t>
+    </w:r>
+    <w:proofErr w:type="spellStart"/>
+    <w:r>
+      <w:rPr>
+        <w:color w:val="787878"/>
+        <w:sz w:val="16"/>
+      </w:rPr>
+      <w:t>퀴즈</w:t>
+    </w:r>
+    <w:proofErr w:type="spellEnd"/>
+    <w:r>
+      <w:rPr>
+        <w:color w:val="787878"/>
+        <w:sz w:val="16"/>
+      </w:rPr>
+      <w:t xml:space="preserve"> </w:t>
+    </w:r>
+    <w:proofErr w:type="spellStart"/>
+    <w:r>
+      <w:rPr>
+        <w:color w:val="787878"/>
+        <w:sz w:val="16"/>
+      </w:rPr>
+      <w:t>답안지</w:t>
+    </w:r>
+    <w:proofErr w:type="spellEnd"/>
   </w:p>
 </w:ftr>
 </file>
 
 <file path=word/footnotes.xml><?xml version="1.0" encoding="utf-8"?>
-<w:footnotes xmlns:wpc="http://schemas.microsoft.com/office/word/2010/wordprocessingCanvas" xmlns:cx="http://schemas.microsoft.com/office/drawing/2014/chartex" xmlns:cx1="http://schemas.microsoft.com/office/drawing/2015/9/8/chartex" xmlns:cx2="http://schemas.microsoft.com/office/drawing/2015/10/21/chartex" xmlns:cx3="http://schemas.microsoft.com/office/drawing/2016/5/9/chartex" xmlns:cx4="http://schemas.microsoft.com/office/drawing/2016/5/10/chartex" xmlns:cx5="http://schemas.microsoft.com/office/drawing/2016/5/11/chartex" xmlns:cx6="http://schemas.microsoft.com/office/drawing/2016/5/12/chartex" xmlns:cx7="http://schemas.microsoft.com/office/drawing/2016/5/13/chartex" xmlns:cx8="http://schemas.microsoft.com/office/drawing/2016/5/14/chartex" xmlns:mc="http://schemas.openxmlformats.org/markup-compatibility/2006" xmlns:aink="http://schemas.microsoft.com/office/drawing/2016/ink" xmlns:am3d="http://schemas.microsoft.com/office/drawing/2017/model3d" xmlns:o="urn:schemas-microsoft-com:office:office" xmlns:oel="http://schemas.microsoft.com/office/2019/extlst" xmlns:r="http://schemas.openxmlformats.org/officeDocument/2006/relationships" xmlns:m="http://schemas.openxmlformats.org/officeDocument/2006/math" xmlns:v="urn:schemas-microsoft-com:vml" xmlns:wp14="http://schemas.microsoft.com/office/word/2010/wordprocessingDrawing" xmlns:wp="http://schemas.openxmlformats.org/drawingml/2006/wordprocessingDrawing" xmlns:w10="urn:schemas-microsoft-com:office:word" xmlns:w="http://schemas.openxmlformats.org/wordprocessingml/2006/main" xmlns:w14="http://schemas.microsoft.com/office/word/2010/wordml" xmlns:w15="http://schemas.microsoft.com/office/word/2012/wordml" xmlns:w16cex="http://schemas.microsoft.com/office/word/2018/wordml/cex" xmlns:w16cid="http://schemas.microsoft.com/office/word/2016/wordml/cid" xmlns:w16="http://schemas.microsoft.com/office/word/2018/wordml" xmlns:w16du="http://schemas.microsoft.com/office/word/2023/wordml/word16du" xmlns:w16sdtdh="http://schemas.microsoft.com/office/word/2020/wordml/sdtdatahash" xmlns:w16sdtfl="http://schemas.microsoft.com/office/word/2024/wordml/sdtformatlock" xmlns:w16se="http://schemas.microsoft.com/office/word/2015/wordml/symex" xmlns:wpg="http://schemas.microsoft.com/office/word/2010/wordprocessingGroup" xmlns:wpi="http://schemas.microsoft.com/office/word/2010/wordprocessingInk" xmlns:wne="http://schemas.microsoft.com/office/word/2006/wordml" xmlns:wps="http://schemas.microsoft.com/office/word/2010/wordprocessingShape" mc:Ignorable="w14 w15 w16se w16cid w16 w16cex w16sdtdh w16sdtfl w16du wp14">
+<w:footnotes xmlns:wpc="http://schemas.microsoft.com/office/word/2010/wordprocessingCanvas" xmlns:cx="http://schemas.microsoft.com/office/drawing/2014/chartex" xmlns:cx1="http://schemas.microsoft.com/office/drawing/2015/9/8/chartex" xmlns:mc="http://schemas.openxmlformats.org/markup-compatibility/2006" xmlns:o="urn:schemas-microsoft-com:office:office" xmlns:r="http://schemas.openxmlformats.org/officeDocument/2006/relationships" xmlns:m="http://schemas.openxmlformats.org/officeDocument/2006/math" xmlns:v="urn:schemas-microsoft-com:vml" xmlns:wp14="http://schemas.microsoft.com/office/word/2010/wordprocessingDrawing" xmlns:wp="http://schemas.openxmlformats.org/drawingml/2006/wordprocessingDrawing" xmlns:w10="urn:schemas-microsoft-com:office:word" xmlns:w="http://schemas.openxmlformats.org/wordprocessingml/2006/main" xmlns:w14="http://schemas.microsoft.com/office/word/2010/wordml" xmlns:w15="http://schemas.microsoft.com/office/word/2012/wordml" xmlns:w16se="http://schemas.microsoft.com/office/word/2015/wordml/symex" xmlns:wpg="http://schemas.microsoft.com/office/word/2010/wordprocessingGroup" xmlns:wpi="http://schemas.microsoft.com/office/word/2010/wordprocessingInk" xmlns:wne="http://schemas.microsoft.com/office/word/2006/wordml" xmlns:wps="http://schemas.microsoft.com/office/word/2010/wordprocessingShape" mc:Ignorable="w14 w15 w16se wp14">
   <w:footnote w:type="separator" w:id="-1">
     <w:p>
       <w:pPr>
@@ -1950,7 +4403,7 @@
 </file>
 
 <file path=word/numbering.xml><?xml version="1.0" encoding="utf-8"?>
-<w:numbering xmlns:wpc="http://schemas.microsoft.com/office/word/2010/wordprocessingCanvas" xmlns:cx="http://schemas.microsoft.com/office/drawing/2014/chartex" xmlns:cx1="http://schemas.microsoft.com/office/drawing/2015/9/8/chartex" xmlns:cx2="http://schemas.microsoft.com/office/drawing/2015/10/21/chartex" xmlns:cx3="http://schemas.microsoft.com/office/drawing/2016/5/9/chartex" xmlns:cx4="http://schemas.microsoft.com/office/drawing/2016/5/10/chartex" xmlns:cx5="http://schemas.microsoft.com/office/drawing/2016/5/11/chartex" xmlns:cx6="http://schemas.microsoft.com/office/drawing/2016/5/12/chartex" xmlns:cx7="http://schemas.microsoft.com/office/drawing/2016/5/13/chartex" xmlns:cx8="http://schemas.microsoft.com/office/drawing/2016/5/14/chartex" xmlns:mc="http://schemas.openxmlformats.org/markup-compatibility/2006" xmlns:aink="http://schemas.microsoft.com/office/drawing/2016/ink" xmlns:am3d="http://schemas.microsoft.com/office/drawing/2017/model3d" xmlns:o="urn:schemas-microsoft-com:office:office" xmlns:oel="http://schemas.microsoft.com/office/2019/extlst" xmlns:r="http://schemas.openxmlformats.org/officeDocument/2006/relationships" xmlns:m="http://schemas.openxmlformats.org/officeDocument/2006/math" xmlns:v="urn:schemas-microsoft-com:vml" xmlns:wp14="http://schemas.microsoft.com/office/word/2010/wordprocessingDrawing" xmlns:wp="http://schemas.openxmlformats.org/drawingml/2006/wordprocessingDrawing" xmlns:w10="urn:schemas-microsoft-com:office:word" xmlns:w="http://schemas.openxmlformats.org/wordprocessingml/2006/main" xmlns:w14="http://schemas.microsoft.com/office/word/2010/wordml" xmlns:w15="http://schemas.microsoft.com/office/word/2012/wordml" xmlns:w16cex="http://schemas.microsoft.com/office/word/2018/wordml/cex" xmlns:w16cid="http://schemas.microsoft.com/office/word/2016/wordml/cid" xmlns:w16="http://schemas.microsoft.com/office/word/2018/wordml" xmlns:w16du="http://schemas.microsoft.com/office/word/2023/wordml/word16du" xmlns:w16sdtdh="http://schemas.microsoft.com/office/word/2020/wordml/sdtdatahash" xmlns:w16sdtfl="http://schemas.microsoft.com/office/word/2024/wordml/sdtformatlock" xmlns:w16se="http://schemas.microsoft.com/office/word/2015/wordml/symex" xmlns:wpg="http://schemas.microsoft.com/office/word/2010/wordprocessingGroup" xmlns:wpi="http://schemas.microsoft.com/office/word/2010/wordprocessingInk" xmlns:wne="http://schemas.microsoft.com/office/word/2006/wordml" xmlns:wps="http://schemas.microsoft.com/office/word/2010/wordprocessingShape" mc:Ignorable="w14 w15 w16se w16cid w16 w16cex w16sdtdh w16sdtfl w16du wp14">
+<w:numbering xmlns:wpc="http://schemas.microsoft.com/office/word/2010/wordprocessingCanvas" xmlns:cx="http://schemas.microsoft.com/office/drawing/2014/chartex" xmlns:cx1="http://schemas.microsoft.com/office/drawing/2015/9/8/chartex" xmlns:mc="http://schemas.openxmlformats.org/markup-compatibility/2006" xmlns:o="urn:schemas-microsoft-com:office:office" xmlns:r="http://schemas.openxmlformats.org/officeDocument/2006/relationships" xmlns:m="http://schemas.openxmlformats.org/officeDocument/2006/math" xmlns:v="urn:schemas-microsoft-com:vml" xmlns:wp14="http://schemas.microsoft.com/office/word/2010/wordprocessingDrawing" xmlns:wp="http://schemas.openxmlformats.org/drawingml/2006/wordprocessingDrawing" xmlns:w10="urn:schemas-microsoft-com:office:word" xmlns:w="http://schemas.openxmlformats.org/wordprocessingml/2006/main" xmlns:w14="http://schemas.microsoft.com/office/word/2010/wordml" xmlns:w15="http://schemas.microsoft.com/office/word/2012/wordml" xmlns:w16se="http://schemas.microsoft.com/office/word/2015/wordml/symex" xmlns:wpg="http://schemas.microsoft.com/office/word/2010/wordprocessingGroup" xmlns:wpi="http://schemas.microsoft.com/office/word/2010/wordprocessingInk" xmlns:wne="http://schemas.microsoft.com/office/word/2006/wordml" xmlns:wps="http://schemas.microsoft.com/office/word/2010/wordprocessingShape" mc:Ignorable="w14 w15 w16se wp14">
   <w:abstractNum w:abstractNumId="0" w15:restartNumberingAfterBreak="0">
     <w:nsid w:val="FFFFFF7C"/>
     <w:multiLevelType w:val="singleLevel"/>
@@ -2122,38 +4575,38 @@
       </w:rPr>
     </w:lvl>
   </w:abstractNum>
-  <w:num w:numId="1" w16cid:durableId="1314290863">
+  <w:num w:numId="1">
     <w:abstractNumId w:val="8"/>
   </w:num>
-  <w:num w:numId="2" w16cid:durableId="1392847170">
+  <w:num w:numId="2">
     <w:abstractNumId w:val="6"/>
   </w:num>
-  <w:num w:numId="3" w16cid:durableId="1630166658">
+  <w:num w:numId="3">
     <w:abstractNumId w:val="5"/>
   </w:num>
-  <w:num w:numId="4" w16cid:durableId="1501433261">
+  <w:num w:numId="4">
     <w:abstractNumId w:val="4"/>
   </w:num>
-  <w:num w:numId="5" w16cid:durableId="1733581885">
+  <w:num w:numId="5">
     <w:abstractNumId w:val="7"/>
   </w:num>
-  <w:num w:numId="6" w16cid:durableId="1287275372">
+  <w:num w:numId="6">
     <w:abstractNumId w:val="3"/>
   </w:num>
-  <w:num w:numId="7" w16cid:durableId="1040787368">
+  <w:num w:numId="7">
     <w:abstractNumId w:val="2"/>
   </w:num>
-  <w:num w:numId="8" w16cid:durableId="1856578580">
+  <w:num w:numId="8">
     <w:abstractNumId w:val="1"/>
   </w:num>
-  <w:num w:numId="9" w16cid:durableId="646595208">
+  <w:num w:numId="9">
     <w:abstractNumId w:val="0"/>
   </w:num>
 </w:numbering>
 </file>
 
 <file path=word/styles.xml><?xml version="1.0" encoding="utf-8"?>
-<w:styles xmlns:mc="http://schemas.openxmlformats.org/markup-compatibility/2006" xmlns:r="http://schemas.openxmlformats.org/officeDocument/2006/relationships" xmlns:w="http://schemas.openxmlformats.org/wordprocessingml/2006/main" xmlns:w14="http://schemas.microsoft.com/office/word/2010/wordml" xmlns:w15="http://schemas.microsoft.com/office/word/2012/wordml" xmlns:w16cex="http://schemas.microsoft.com/office/word/2018/wordml/cex" xmlns:w16cid="http://schemas.microsoft.com/office/word/2016/wordml/cid" xmlns:w16="http://schemas.microsoft.com/office/word/2018/wordml" xmlns:w16du="http://schemas.microsoft.com/office/word/2023/wordml/word16du" xmlns:w16sdtdh="http://schemas.microsoft.com/office/word/2020/wordml/sdtdatahash" xmlns:w16sdtfl="http://schemas.microsoft.com/office/word/2024/wordml/sdtformatlock" xmlns:w16se="http://schemas.microsoft.com/office/word/2015/wordml/symex" mc:Ignorable="w14 w15 w16se w16cid w16 w16cex w16sdtdh w16sdtfl w16du">
+<w:styles xmlns:mc="http://schemas.openxmlformats.org/markup-compatibility/2006" xmlns:r="http://schemas.openxmlformats.org/officeDocument/2006/relationships" xmlns:w="http://schemas.openxmlformats.org/wordprocessingml/2006/main" xmlns:w14="http://schemas.microsoft.com/office/word/2010/wordml" xmlns:w15="http://schemas.microsoft.com/office/word/2012/wordml" xmlns:w16se="http://schemas.microsoft.com/office/word/2015/wordml/symex" mc:Ignorable="w14 w15 w16se">
   <w:docDefaults>
     <w:rPrDefault>
       <w:rPr>
@@ -2169,7 +4622,7 @@
       </w:pPr>
     </w:pPrDefault>
   </w:docDefaults>
-  <w:latentStyles w:defLockedState="0" w:defUIPriority="99" w:defSemiHidden="0" w:defUnhideWhenUsed="0" w:defQFormat="0" w:count="376">
+  <w:latentStyles w:defLockedState="0" w:defUIPriority="99" w:defSemiHidden="0" w:defUnhideWhenUsed="0" w:defQFormat="0" w:count="371">
     <w:lsdException w:name="Normal" w:uiPriority="0" w:qFormat="1"/>
     <w:lsdException w:name="heading 1" w:uiPriority="9" w:qFormat="1"/>
     <w:lsdException w:name="heading 2" w:semiHidden="1" w:uiPriority="9" w:unhideWhenUsed="1" w:qFormat="1"/>
@@ -2532,11 +4985,6 @@
     <w:lsdException w:name="List Table 5 Dark Accent 6" w:uiPriority="50"/>
     <w:lsdException w:name="List Table 6 Colorful Accent 6" w:uiPriority="51"/>
     <w:lsdException w:name="List Table 7 Colorful Accent 6" w:uiPriority="52"/>
-    <w:lsdException w:name="Mention" w:semiHidden="1" w:unhideWhenUsed="1"/>
-    <w:lsdException w:name="Smart Hyperlink" w:semiHidden="1" w:unhideWhenUsed="1"/>
-    <w:lsdException w:name="Hashtag" w:semiHidden="1" w:unhideWhenUsed="1"/>
-    <w:lsdException w:name="Unresolved Mention" w:semiHidden="1" w:unhideWhenUsed="1"/>
-    <w:lsdException w:name="Smart Link" w:semiHidden="1" w:unhideWhenUsed="1"/>
   </w:latentStyles>
   <w:style w:type="paragraph" w:default="1" w:styleId="a1">
     <w:name w:val="Normal"/>
@@ -13871,7 +16319,7 @@
 </file>
 
 <file path=customXml/itemProps1.xml><?xml version="1.0" encoding="utf-8"?>
-<ds:datastoreItem xmlns:ds="http://schemas.openxmlformats.org/officeDocument/2006/customXml" ds:itemID="{EF278816-EC6F-A645-907D-7F25AECB1D4A}">
+<ds:datastoreItem xmlns:ds="http://schemas.openxmlformats.org/officeDocument/2006/customXml" ds:itemID="{CFF3A0AF-D12E-4358-8E1B-F29EC42EC4F5}">
   <ds:schemaRefs>
     <ds:schemaRef ds:uri="http://schemas.openxmlformats.org/officeDocument/2006/bibliography"/>
   </ds:schemaRefs>
